--- a/REMBLAIS.docx
+++ b/REMBLAIS.docx
@@ -2446,29 +2446,7 @@
                 <w:sz w:val="18"/>
                 <w:szCs w:val="18"/>
               </w:rPr>
-              <w:t>{{PARTIE</w:t>
-            </w:r>
-            <w:proofErr w:type="gramStart"/>
-            <w:r>
-              <w:rPr>
-                <w:b/>
-                <w:bCs/>
-                <w:color w:val="000000"/>
-                <w:sz w:val="18"/>
-                <w:szCs w:val="18"/>
-              </w:rPr>
-              <w:t xml:space="preserve">}}   </w:t>
-            </w:r>
-            <w:proofErr w:type="gramEnd"/>
-            <w:r>
-              <w:rPr>
-                <w:b/>
-                <w:bCs/>
-                <w:color w:val="000000"/>
-                <w:sz w:val="18"/>
-                <w:szCs w:val="18"/>
-              </w:rPr>
-              <w:t xml:space="preserve">                 </w:t>
+              <w:t xml:space="preserve">{{PARTIE}}                    </w:t>
             </w:r>
             <w:r>
               <w:rPr>
@@ -13837,7 +13815,6 @@
               </w:rPr>
               <w:t xml:space="preserve"> </w:t>
             </w:r>
-            <w:proofErr w:type="gramStart"/>
             <w:r>
               <w:rPr>
                 <w:b/>
@@ -13859,16 +13836,7 @@
                 <w:spacing w:val="-10"/>
                 <w:sz w:val="20"/>
               </w:rPr>
-              <w:t>:</w:t>
-            </w:r>
-            <w:proofErr w:type="gramEnd"/>
-            <w:r>
-              <w:rPr>
-                <w:b/>
-                <w:spacing w:val="-10"/>
-                <w:sz w:val="20"/>
-              </w:rPr>
-              <w:t xml:space="preserve"> </w:t>
+              <w:t xml:space="preserve">: </w:t>
             </w:r>
             <w:r>
               <w:rPr>
@@ -13920,7 +13888,6 @@
               <w:t xml:space="preserve"> </w:t>
             </w:r>
             <w:proofErr w:type="spellStart"/>
-            <w:proofErr w:type="gramStart"/>
             <w:r>
               <w:rPr>
                 <w:b/>
@@ -13937,7 +13904,6 @@
               </w:rPr>
               <w:t xml:space="preserve"> :</w:t>
             </w:r>
-            <w:proofErr w:type="gramEnd"/>
             <w:r>
               <w:rPr>
                 <w:b/>
@@ -14148,7 +14114,6 @@
                 <w:sz w:val="20"/>
               </w:rPr>
             </w:pPr>
-            <w:proofErr w:type="gramStart"/>
             <w:r>
               <w:rPr>
                 <w:b/>
@@ -14172,7 +14137,6 @@
               </w:rPr>
               <w:t>:</w:t>
             </w:r>
-            <w:proofErr w:type="gramEnd"/>
           </w:p>
         </w:tc>
         <w:tc>
@@ -14651,7 +14615,7 @@
               <mc:AlternateContent>
                 <mc:Choice Requires="wpg">
                   <w:drawing>
-                    <wp:anchor distT="0" distB="0" distL="0" distR="0" simplePos="0" relativeHeight="251659264" behindDoc="1" locked="0" layoutInCell="1" allowOverlap="1" wp14:anchorId="46997CE8" wp14:editId="0959A9AD">
+                    <wp:anchor distT="0" distB="0" distL="0" distR="0" simplePos="0" relativeHeight="251662336" behindDoc="1" locked="0" layoutInCell="1" allowOverlap="1" wp14:anchorId="46997CE8" wp14:editId="0959A9AD">
                       <wp:simplePos x="0" y="0"/>
                       <wp:positionH relativeFrom="column">
                         <wp:posOffset>3048</wp:posOffset>
@@ -14803,7 +14767,7 @@
                 </mc:Choice>
                 <mc:Fallback>
                   <w:pict>
-                    <v:group w14:anchorId="2DEDE3D6" id="Group 7" o:spid="_x0000_s1026" style="position:absolute;margin-left:.25pt;margin-top:-43.2pt;width:535.7pt;height:42.5pt;z-index:-251657216;mso-wrap-distance-left:0;mso-wrap-distance-right:0" coordsize="68033,5397" o:gfxdata="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">
+                    <v:group w14:anchorId="1C6B7BEE" id="Group 7" o:spid="_x0000_s1026" style="position:absolute;margin-left:.25pt;margin-top:-43.2pt;width:535.7pt;height:42.5pt;z-index:-251654144;mso-wrap-distance-left:0;mso-wrap-distance-right:0" coordsize="68033,5397" o:gfxdata="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">
                       <v:shape id="Graphic 8" o:spid="_x0000_s1027" style="position:absolute;width:68033;height:5397;visibility:visible;mso-wrap-style:square;v-text-anchor:top" coordsize="6803390,539750" o:gfxdata="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" path="m5012436,l3474720,r-3048,l3468624,,,12,,539508r3468624,l3471672,539496r3048,l3974592,539496r3048,l4479036,539508r3048,-12l5010899,539508r,-266712l5012436,272796r,-6084l3468624,266712r3048,-12l3474720,266700r1537716,l5012436,xem6803136,12r-1784617,l5018519,539508r1784617,l6803136,12xe" fillcolor="#1a297f" stroked="f">
                         <v:path arrowok="t"/>
                       </v:shape>
@@ -14876,11 +14840,21 @@
           <w:p>
             <w:pPr>
               <w:pStyle w:val="TableParagraph"/>
-              <w:rPr>
-                <w:sz w:val="20"/>
-                <w:lang w:val="fr-MA"/>
-              </w:rPr>
-            </w:pPr>
+              <w:jc w:val="center"/>
+              <w:rPr>
+                <w:sz w:val="20"/>
+                <w:lang w:val="fr-MA"/>
+              </w:rPr>
+            </w:pPr>
+            <w:r>
+              <w:rPr>
+                <w:b/>
+                <w:bCs/>
+                <w:sz w:val="36"/>
+                <w:szCs w:val="36"/>
+              </w:rPr>
+              <w:sym w:font="Wingdings 2" w:char="F050"/>
+            </w:r>
           </w:p>
         </w:tc>
         <w:tc>
@@ -14889,10 +14863,12 @@
             <w:tcBorders>
               <w:top w:val="nil"/>
             </w:tcBorders>
+            <w:vAlign w:val="center"/>
           </w:tcPr>
           <w:p>
             <w:pPr>
               <w:pStyle w:val="TableParagraph"/>
+              <w:jc w:val="center"/>
               <w:rPr>
                 <w:sz w:val="20"/>
                 <w:lang w:val="fr-MA"/>
@@ -14906,10 +14882,12 @@
             <w:tcBorders>
               <w:top w:val="nil"/>
             </w:tcBorders>
+            <w:vAlign w:val="center"/>
           </w:tcPr>
           <w:p>
             <w:pPr>
               <w:pStyle w:val="TableParagraph"/>
+              <w:jc w:val="center"/>
               <w:rPr>
                 <w:sz w:val="20"/>
                 <w:lang w:val="fr-MA"/>
@@ -15001,19 +14979,31 @@
           <w:p>
             <w:pPr>
               <w:pStyle w:val="TableParagraph"/>
-              <w:rPr>
-                <w:sz w:val="20"/>
-              </w:rPr>
-            </w:pPr>
+              <w:jc w:val="center"/>
+              <w:rPr>
+                <w:sz w:val="20"/>
+              </w:rPr>
+            </w:pPr>
+            <w:r>
+              <w:rPr>
+                <w:b/>
+                <w:bCs/>
+                <w:sz w:val="36"/>
+                <w:szCs w:val="36"/>
+              </w:rPr>
+              <w:sym w:font="Wingdings 2" w:char="F050"/>
+            </w:r>
           </w:p>
         </w:tc>
         <w:tc>
           <w:tcPr>
             <w:tcW w:w="795" w:type="dxa"/>
+            <w:vAlign w:val="center"/>
           </w:tcPr>
           <w:p>
             <w:pPr>
               <w:pStyle w:val="TableParagraph"/>
+              <w:jc w:val="center"/>
               <w:rPr>
                 <w:sz w:val="20"/>
               </w:rPr>
@@ -15023,10 +15013,12 @@
         <w:tc>
           <w:tcPr>
             <w:tcW w:w="841" w:type="dxa"/>
+            <w:vAlign w:val="center"/>
           </w:tcPr>
           <w:p>
             <w:pPr>
               <w:pStyle w:val="TableParagraph"/>
+              <w:jc w:val="center"/>
               <w:rPr>
                 <w:sz w:val="20"/>
               </w:rPr>
@@ -15088,19 +15080,31 @@
           <w:p>
             <w:pPr>
               <w:pStyle w:val="TableParagraph"/>
-              <w:rPr>
-                <w:sz w:val="20"/>
-              </w:rPr>
-            </w:pPr>
+              <w:jc w:val="center"/>
+              <w:rPr>
+                <w:sz w:val="20"/>
+              </w:rPr>
+            </w:pPr>
+            <w:r>
+              <w:rPr>
+                <w:b/>
+                <w:bCs/>
+                <w:sz w:val="36"/>
+                <w:szCs w:val="36"/>
+              </w:rPr>
+              <w:sym w:font="Wingdings 2" w:char="F050"/>
+            </w:r>
           </w:p>
         </w:tc>
         <w:tc>
           <w:tcPr>
             <w:tcW w:w="795" w:type="dxa"/>
+            <w:vAlign w:val="center"/>
           </w:tcPr>
           <w:p>
             <w:pPr>
               <w:pStyle w:val="TableParagraph"/>
+              <w:jc w:val="center"/>
               <w:rPr>
                 <w:sz w:val="20"/>
               </w:rPr>
@@ -15110,10 +15114,12 @@
         <w:tc>
           <w:tcPr>
             <w:tcW w:w="841" w:type="dxa"/>
+            <w:vAlign w:val="center"/>
           </w:tcPr>
           <w:p>
             <w:pPr>
               <w:pStyle w:val="TableParagraph"/>
+              <w:jc w:val="center"/>
               <w:rPr>
                 <w:sz w:val="20"/>
               </w:rPr>
@@ -15190,19 +15196,31 @@
           <w:p>
             <w:pPr>
               <w:pStyle w:val="TableParagraph"/>
-              <w:rPr>
-                <w:sz w:val="20"/>
-              </w:rPr>
-            </w:pPr>
+              <w:jc w:val="center"/>
+              <w:rPr>
+                <w:sz w:val="20"/>
+              </w:rPr>
+            </w:pPr>
+            <w:r>
+              <w:rPr>
+                <w:b/>
+                <w:bCs/>
+                <w:sz w:val="36"/>
+                <w:szCs w:val="36"/>
+              </w:rPr>
+              <w:sym w:font="Wingdings 2" w:char="F050"/>
+            </w:r>
           </w:p>
         </w:tc>
         <w:tc>
           <w:tcPr>
             <w:tcW w:w="795" w:type="dxa"/>
+            <w:vAlign w:val="center"/>
           </w:tcPr>
           <w:p>
             <w:pPr>
               <w:pStyle w:val="TableParagraph"/>
+              <w:jc w:val="center"/>
               <w:rPr>
                 <w:sz w:val="20"/>
               </w:rPr>
@@ -15212,10 +15230,12 @@
         <w:tc>
           <w:tcPr>
             <w:tcW w:w="841" w:type="dxa"/>
+            <w:vAlign w:val="center"/>
           </w:tcPr>
           <w:p>
             <w:pPr>
               <w:pStyle w:val="TableParagraph"/>
+              <w:jc w:val="center"/>
               <w:rPr>
                 <w:sz w:val="20"/>
               </w:rPr>
@@ -15333,10 +15353,12 @@
         <w:tc>
           <w:tcPr>
             <w:tcW w:w="797" w:type="dxa"/>
+            <w:vAlign w:val="center"/>
           </w:tcPr>
           <w:p>
             <w:pPr>
               <w:pStyle w:val="TableParagraph"/>
+              <w:jc w:val="center"/>
               <w:rPr>
                 <w:sz w:val="20"/>
                 <w:lang w:val="fr-MA"/>
@@ -15347,10 +15369,12 @@
         <w:tc>
           <w:tcPr>
             <w:tcW w:w="795" w:type="dxa"/>
+            <w:vAlign w:val="center"/>
           </w:tcPr>
           <w:p>
             <w:pPr>
               <w:pStyle w:val="TableParagraph"/>
+              <w:jc w:val="center"/>
               <w:rPr>
                 <w:sz w:val="20"/>
                 <w:lang w:val="fr-MA"/>
@@ -15361,10 +15385,12 @@
         <w:tc>
           <w:tcPr>
             <w:tcW w:w="841" w:type="dxa"/>
+            <w:vAlign w:val="center"/>
           </w:tcPr>
           <w:p>
             <w:pPr>
               <w:pStyle w:val="TableParagraph"/>
+              <w:jc w:val="center"/>
               <w:rPr>
                 <w:sz w:val="20"/>
                 <w:lang w:val="fr-MA"/>
@@ -15484,10 +15510,12 @@
         <w:tc>
           <w:tcPr>
             <w:tcW w:w="797" w:type="dxa"/>
+            <w:vAlign w:val="center"/>
           </w:tcPr>
           <w:p>
             <w:pPr>
               <w:pStyle w:val="TableParagraph"/>
+              <w:jc w:val="center"/>
               <w:rPr>
                 <w:sz w:val="20"/>
                 <w:lang w:val="fr-MA"/>
@@ -15498,10 +15526,12 @@
         <w:tc>
           <w:tcPr>
             <w:tcW w:w="795" w:type="dxa"/>
+            <w:vAlign w:val="center"/>
           </w:tcPr>
           <w:p>
             <w:pPr>
               <w:pStyle w:val="TableParagraph"/>
+              <w:jc w:val="center"/>
               <w:rPr>
                 <w:sz w:val="20"/>
                 <w:lang w:val="fr-MA"/>
@@ -15512,10 +15542,12 @@
         <w:tc>
           <w:tcPr>
             <w:tcW w:w="841" w:type="dxa"/>
+            <w:vAlign w:val="center"/>
           </w:tcPr>
           <w:p>
             <w:pPr>
               <w:pStyle w:val="TableParagraph"/>
+              <w:jc w:val="center"/>
               <w:rPr>
                 <w:sz w:val="20"/>
                 <w:lang w:val="fr-MA"/>
@@ -15635,10 +15667,12 @@
         <w:tc>
           <w:tcPr>
             <w:tcW w:w="797" w:type="dxa"/>
+            <w:vAlign w:val="center"/>
           </w:tcPr>
           <w:p>
             <w:pPr>
               <w:pStyle w:val="TableParagraph"/>
+              <w:jc w:val="center"/>
               <w:rPr>
                 <w:sz w:val="20"/>
                 <w:lang w:val="fr-MA"/>
@@ -15649,10 +15683,12 @@
         <w:tc>
           <w:tcPr>
             <w:tcW w:w="795" w:type="dxa"/>
+            <w:vAlign w:val="center"/>
           </w:tcPr>
           <w:p>
             <w:pPr>
               <w:pStyle w:val="TableParagraph"/>
+              <w:jc w:val="center"/>
               <w:rPr>
                 <w:sz w:val="20"/>
                 <w:lang w:val="fr-MA"/>
@@ -15663,10 +15699,12 @@
         <w:tc>
           <w:tcPr>
             <w:tcW w:w="841" w:type="dxa"/>
+            <w:vAlign w:val="center"/>
           </w:tcPr>
           <w:p>
             <w:pPr>
               <w:pStyle w:val="TableParagraph"/>
+              <w:jc w:val="center"/>
               <w:rPr>
                 <w:sz w:val="20"/>
                 <w:lang w:val="fr-MA"/>
@@ -15786,10 +15824,12 @@
         <w:tc>
           <w:tcPr>
             <w:tcW w:w="797" w:type="dxa"/>
+            <w:vAlign w:val="center"/>
           </w:tcPr>
           <w:p>
             <w:pPr>
               <w:pStyle w:val="TableParagraph"/>
+              <w:jc w:val="center"/>
               <w:rPr>
                 <w:sz w:val="20"/>
                 <w:lang w:val="fr-MA"/>
@@ -15800,10 +15840,12 @@
         <w:tc>
           <w:tcPr>
             <w:tcW w:w="795" w:type="dxa"/>
+            <w:vAlign w:val="center"/>
           </w:tcPr>
           <w:p>
             <w:pPr>
               <w:pStyle w:val="TableParagraph"/>
+              <w:jc w:val="center"/>
               <w:rPr>
                 <w:sz w:val="20"/>
                 <w:lang w:val="fr-MA"/>
@@ -15814,10 +15856,12 @@
         <w:tc>
           <w:tcPr>
             <w:tcW w:w="841" w:type="dxa"/>
+            <w:vAlign w:val="center"/>
           </w:tcPr>
           <w:p>
             <w:pPr>
               <w:pStyle w:val="TableParagraph"/>
+              <w:jc w:val="center"/>
               <w:rPr>
                 <w:sz w:val="20"/>
                 <w:lang w:val="fr-MA"/>
@@ -15937,10 +15981,12 @@
         <w:tc>
           <w:tcPr>
             <w:tcW w:w="797" w:type="dxa"/>
+            <w:vAlign w:val="center"/>
           </w:tcPr>
           <w:p>
             <w:pPr>
               <w:pStyle w:val="TableParagraph"/>
+              <w:jc w:val="center"/>
               <w:rPr>
                 <w:sz w:val="20"/>
                 <w:lang w:val="fr-MA"/>
@@ -15951,10 +15997,12 @@
         <w:tc>
           <w:tcPr>
             <w:tcW w:w="795" w:type="dxa"/>
+            <w:vAlign w:val="center"/>
           </w:tcPr>
           <w:p>
             <w:pPr>
               <w:pStyle w:val="TableParagraph"/>
+              <w:jc w:val="center"/>
               <w:rPr>
                 <w:sz w:val="20"/>
                 <w:lang w:val="fr-MA"/>
@@ -15965,10 +16013,12 @@
         <w:tc>
           <w:tcPr>
             <w:tcW w:w="841" w:type="dxa"/>
+            <w:vAlign w:val="center"/>
           </w:tcPr>
           <w:p>
             <w:pPr>
               <w:pStyle w:val="TableParagraph"/>
+              <w:jc w:val="center"/>
               <w:rPr>
                 <w:sz w:val="20"/>
                 <w:lang w:val="fr-MA"/>
@@ -16570,6 +16620,4079 @@
               </w:rPr>
               <w:t>Qualité</w:t>
             </w:r>
+          </w:p>
+        </w:tc>
+        <w:tc>
+          <w:tcPr>
+            <w:tcW w:w="2532" w:type="dxa"/>
+          </w:tcPr>
+          <w:p>
+            <w:pPr>
+              <w:pStyle w:val="TableParagraph"/>
+              <w:rPr>
+                <w:sz w:val="20"/>
+              </w:rPr>
+            </w:pPr>
+          </w:p>
+        </w:tc>
+        <w:tc>
+          <w:tcPr>
+            <w:tcW w:w="3898" w:type="dxa"/>
+            <w:vAlign w:val="center"/>
+          </w:tcPr>
+          <w:p>
+            <w:pPr>
+              <w:pStyle w:val="TableParagraph"/>
+              <w:jc w:val="center"/>
+              <w:rPr>
+                <w:sz w:val="20"/>
+              </w:rPr>
+            </w:pPr>
+            <w:r>
+              <w:rPr>
+                <w:color w:val="000000"/>
+                <w:sz w:val="18"/>
+                <w:szCs w:val="18"/>
+              </w:rPr>
+              <w:t>RESPONSABLE QUALITÉ</w:t>
+            </w:r>
+          </w:p>
+        </w:tc>
+        <w:tc>
+          <w:tcPr>
+            <w:tcW w:w="2820" w:type="dxa"/>
+          </w:tcPr>
+          <w:p>
+            <w:pPr>
+              <w:pStyle w:val="TableParagraph"/>
+              <w:rPr>
+                <w:sz w:val="20"/>
+              </w:rPr>
+            </w:pPr>
+          </w:p>
+        </w:tc>
+      </w:tr>
+      <w:tr>
+        <w:trPr>
+          <w:trHeight w:val="643"/>
+        </w:trPr>
+        <w:tc>
+          <w:tcPr>
+            <w:tcW w:w="1474" w:type="dxa"/>
+            <w:vAlign w:val="center"/>
+          </w:tcPr>
+          <w:p>
+            <w:pPr>
+              <w:pStyle w:val="TableParagraph"/>
+              <w:ind w:right="3"/>
+              <w:jc w:val="center"/>
+              <w:rPr>
+                <w:b/>
+                <w:sz w:val="20"/>
+              </w:rPr>
+            </w:pPr>
+            <w:r>
+              <w:rPr>
+                <w:b/>
+                <w:spacing w:val="-4"/>
+                <w:sz w:val="20"/>
+              </w:rPr>
+              <w:t>Visa</w:t>
+            </w:r>
+          </w:p>
+        </w:tc>
+        <w:tc>
+          <w:tcPr>
+            <w:tcW w:w="2532" w:type="dxa"/>
+          </w:tcPr>
+          <w:p>
+            <w:pPr>
+              <w:pStyle w:val="TableParagraph"/>
+              <w:rPr>
+                <w:sz w:val="20"/>
+              </w:rPr>
+            </w:pPr>
+          </w:p>
+        </w:tc>
+        <w:tc>
+          <w:tcPr>
+            <w:tcW w:w="3898" w:type="dxa"/>
+          </w:tcPr>
+          <w:p>
+            <w:pPr>
+              <w:pStyle w:val="TableParagraph"/>
+              <w:rPr>
+                <w:sz w:val="20"/>
+              </w:rPr>
+            </w:pPr>
+          </w:p>
+        </w:tc>
+        <w:tc>
+          <w:tcPr>
+            <w:tcW w:w="2820" w:type="dxa"/>
+          </w:tcPr>
+          <w:p>
+            <w:pPr>
+              <w:pStyle w:val="TableParagraph"/>
+              <w:rPr>
+                <w:sz w:val="20"/>
+              </w:rPr>
+            </w:pPr>
+          </w:p>
+        </w:tc>
+      </w:tr>
+    </w:tbl>
+    <w:p/>
+    <w:tbl>
+      <w:tblPr>
+        <w:tblStyle w:val="TableNormal"/>
+        <w:tblW w:w="10723" w:type="dxa"/>
+        <w:tblInd w:w="-147" w:type="dxa"/>
+        <w:tblBorders>
+          <w:top w:val="single" w:sz="4" w:space="0" w:color="1A297F"/>
+          <w:left w:val="single" w:sz="4" w:space="0" w:color="1A297F"/>
+          <w:bottom w:val="single" w:sz="4" w:space="0" w:color="1A297F"/>
+          <w:right w:val="single" w:sz="4" w:space="0" w:color="1A297F"/>
+          <w:insideH w:val="single" w:sz="4" w:space="0" w:color="1A297F"/>
+          <w:insideV w:val="single" w:sz="4" w:space="0" w:color="1A297F"/>
+        </w:tblBorders>
+        <w:tblLayout w:type="fixed"/>
+        <w:tblLook w:val="01E0" w:firstRow="1" w:lastRow="1" w:firstColumn="1" w:lastColumn="1" w:noHBand="0" w:noVBand="0"/>
+      </w:tblPr>
+      <w:tblGrid>
+        <w:gridCol w:w="2330"/>
+        <w:gridCol w:w="6336"/>
+        <w:gridCol w:w="2057"/>
+      </w:tblGrid>
+      <w:tr>
+        <w:trPr>
+          <w:trHeight w:val="1355"/>
+        </w:trPr>
+        <w:tc>
+          <w:tcPr>
+            <w:tcW w:w="2330" w:type="dxa"/>
+          </w:tcPr>
+          <w:p>
+            <w:pPr>
+              <w:pStyle w:val="TableParagraph"/>
+              <w:spacing w:before="43"/>
+              <w:rPr>
+                <w:sz w:val="20"/>
+              </w:rPr>
+            </w:pPr>
+          </w:p>
+          <w:p>
+            <w:pPr>
+              <w:pStyle w:val="TableParagraph"/>
+              <w:ind w:left="383"/>
+              <w:rPr>
+                <w:sz w:val="20"/>
+              </w:rPr>
+            </w:pPr>
+            <w:r>
+              <w:rPr>
+                <w:noProof/>
+                <w:sz w:val="20"/>
+                <w:lang w:eastAsia="fr-FR"/>
+              </w:rPr>
+              <w:drawing>
+                <wp:inline distT="0" distB="0" distL="0" distR="0" wp14:anchorId="6CEA79D2" wp14:editId="7A504DB8">
+                  <wp:extent cx="981453" cy="542544"/>
+                  <wp:effectExtent l="0" t="0" r="0" b="0"/>
+                  <wp:docPr id="672393652" name="Image 672393652"/>
+                  <wp:cNvGraphicFramePr>
+                    <a:graphicFrameLocks xmlns:a="http://schemas.openxmlformats.org/drawingml/2006/main"/>
+                  </wp:cNvGraphicFramePr>
+                  <a:graphic xmlns:a="http://schemas.openxmlformats.org/drawingml/2006/main">
+                    <a:graphicData uri="http://schemas.openxmlformats.org/drawingml/2006/picture">
+                      <pic:pic xmlns:pic="http://schemas.openxmlformats.org/drawingml/2006/picture">
+                        <pic:nvPicPr>
+                          <pic:cNvPr id="1" name="Image 1"/>
+                          <pic:cNvPicPr/>
+                        </pic:nvPicPr>
+                        <pic:blipFill>
+                          <a:blip r:embed="rId9" cstate="print"/>
+                          <a:stretch>
+                            <a:fillRect/>
+                          </a:stretch>
+                        </pic:blipFill>
+                        <pic:spPr>
+                          <a:xfrm>
+                            <a:off x="0" y="0"/>
+                            <a:ext cx="981453" cy="542544"/>
+                          </a:xfrm>
+                          <a:prstGeom prst="rect">
+                            <a:avLst/>
+                          </a:prstGeom>
+                        </pic:spPr>
+                      </pic:pic>
+                    </a:graphicData>
+                  </a:graphic>
+                </wp:inline>
+              </w:drawing>
+            </w:r>
+          </w:p>
+        </w:tc>
+        <w:tc>
+          <w:tcPr>
+            <w:tcW w:w="6336" w:type="dxa"/>
+          </w:tcPr>
+          <w:p>
+            <w:pPr>
+              <w:pStyle w:val="TableParagraph"/>
+              <w:spacing w:before="45"/>
+            </w:pPr>
+          </w:p>
+          <w:p>
+            <w:pPr>
+              <w:pStyle w:val="TableParagraph"/>
+              <w:ind w:left="151" w:right="142" w:hanging="1"/>
+              <w:jc w:val="center"/>
+              <w:rPr>
+                <w:b/>
+                <w:lang w:val="fr-MA"/>
+              </w:rPr>
+            </w:pPr>
+            <w:r>
+              <w:rPr>
+                <w:b/>
+                <w:lang w:val="fr-MA"/>
+              </w:rPr>
+              <w:t>TRAVAUX DE REAMENAGEMENT DE LA SECTION AUTOROUTIERE</w:t>
+            </w:r>
+            <w:r>
+              <w:rPr>
+                <w:b/>
+                <w:spacing w:val="-14"/>
+                <w:lang w:val="fr-MA"/>
+              </w:rPr>
+              <w:t xml:space="preserve"> </w:t>
+            </w:r>
+            <w:r>
+              <w:rPr>
+                <w:b/>
+                <w:lang w:val="fr-MA"/>
+              </w:rPr>
+              <w:t>ENTRE</w:t>
+            </w:r>
+            <w:r>
+              <w:rPr>
+                <w:b/>
+                <w:spacing w:val="-14"/>
+                <w:lang w:val="fr-MA"/>
+              </w:rPr>
+              <w:t xml:space="preserve"> </w:t>
+            </w:r>
+            <w:r>
+              <w:rPr>
+                <w:b/>
+                <w:lang w:val="fr-MA"/>
+              </w:rPr>
+              <w:t>L’ECHANGEUR</w:t>
+            </w:r>
+            <w:r>
+              <w:rPr>
+                <w:b/>
+                <w:spacing w:val="-14"/>
+                <w:lang w:val="fr-MA"/>
+              </w:rPr>
+              <w:t xml:space="preserve"> </w:t>
+            </w:r>
+            <w:r>
+              <w:rPr>
+                <w:b/>
+                <w:lang w:val="fr-MA"/>
+              </w:rPr>
+              <w:t>MOHAMMEDIA OUEST ET LA BIFURCATION DE AIN HARROUDA</w:t>
+            </w:r>
+          </w:p>
+        </w:tc>
+        <w:tc>
+          <w:tcPr>
+            <w:tcW w:w="2057" w:type="dxa"/>
+            <w:vAlign w:val="center"/>
+          </w:tcPr>
+          <w:p>
+            <w:pPr>
+              <w:pStyle w:val="TableParagraph"/>
+              <w:jc w:val="center"/>
+              <w:rPr>
+                <w:sz w:val="20"/>
+              </w:rPr>
+            </w:pPr>
+            <w:r>
+              <w:rPr>
+                <w:rFonts w:ascii="Calibri" w:hAnsi="Calibri" w:cs="Calibri"/>
+                <w:noProof/>
+                <w:color w:val="000000"/>
+              </w:rPr>
+              <w:drawing>
+                <wp:inline distT="0" distB="0" distL="0" distR="0" wp14:anchorId="75C2835A" wp14:editId="4236091C">
+                  <wp:extent cx="895475" cy="685896"/>
+                  <wp:effectExtent l="0" t="0" r="0" b="0"/>
+                  <wp:docPr id="1366975811" name="Image 1" descr="Une image contenant Police, logo, Graphique, texte&#10;&#10;Le contenu généré par l’IA peut être incorrect."/>
+                  <wp:cNvGraphicFramePr>
+                    <a:graphicFrameLocks xmlns:a="http://schemas.openxmlformats.org/drawingml/2006/main" noChangeAspect="1"/>
+                  </wp:cNvGraphicFramePr>
+                  <a:graphic xmlns:a="http://schemas.openxmlformats.org/drawingml/2006/main">
+                    <a:graphicData uri="http://schemas.openxmlformats.org/drawingml/2006/picture">
+                      <pic:pic xmlns:pic="http://schemas.openxmlformats.org/drawingml/2006/picture">
+                        <pic:nvPicPr>
+                          <pic:cNvPr id="1298669977" name="Image 1" descr="Une image contenant Police, logo, Graphique, texte&#10;&#10;Le contenu généré par l’IA peut être incorrect."/>
+                          <pic:cNvPicPr/>
+                        </pic:nvPicPr>
+                        <pic:blipFill>
+                          <a:blip r:embed="rId8">
+                            <a:extLst>
+                              <a:ext uri="{28A0092B-C50C-407E-A947-70E740481C1C}">
+                                <a14:useLocalDpi xmlns:a14="http://schemas.microsoft.com/office/drawing/2010/main" val="0"/>
+                              </a:ext>
+                            </a:extLst>
+                          </a:blip>
+                          <a:stretch>
+                            <a:fillRect/>
+                          </a:stretch>
+                        </pic:blipFill>
+                        <pic:spPr>
+                          <a:xfrm>
+                            <a:off x="0" y="0"/>
+                            <a:ext cx="895475" cy="685896"/>
+                          </a:xfrm>
+                          <a:prstGeom prst="rect">
+                            <a:avLst/>
+                          </a:prstGeom>
+                        </pic:spPr>
+                      </pic:pic>
+                    </a:graphicData>
+                  </a:graphic>
+                </wp:inline>
+              </w:drawing>
+            </w:r>
+          </w:p>
+        </w:tc>
+      </w:tr>
+      <w:tr>
+        <w:trPr>
+          <w:trHeight w:val="551"/>
+        </w:trPr>
+        <w:tc>
+          <w:tcPr>
+            <w:tcW w:w="2330" w:type="dxa"/>
+          </w:tcPr>
+          <w:p>
+            <w:pPr>
+              <w:pStyle w:val="TableParagraph"/>
+              <w:spacing w:before="158"/>
+              <w:ind w:left="215"/>
+              <w:rPr>
+                <w:b/>
+                <w:sz w:val="20"/>
+              </w:rPr>
+            </w:pPr>
+            <w:proofErr w:type="spellStart"/>
+            <w:r>
+              <w:rPr>
+                <w:b/>
+                <w:smallCaps/>
+                <w:sz w:val="20"/>
+              </w:rPr>
+              <w:t>Réf</w:t>
+            </w:r>
+            <w:proofErr w:type="spellEnd"/>
+            <w:r>
+              <w:rPr>
+                <w:b/>
+                <w:smallCaps/>
+                <w:spacing w:val="2"/>
+                <w:sz w:val="20"/>
+              </w:rPr>
+              <w:t xml:space="preserve"> </w:t>
+            </w:r>
+            <w:r>
+              <w:rPr>
+                <w:b/>
+                <w:smallCaps/>
+                <w:sz w:val="20"/>
+              </w:rPr>
+              <w:t>:</w:t>
+            </w:r>
+            <w:r>
+              <w:rPr>
+                <w:b/>
+                <w:smallCaps/>
+                <w:spacing w:val="-10"/>
+                <w:sz w:val="20"/>
+              </w:rPr>
+              <w:t xml:space="preserve"> </w:t>
+            </w:r>
+            <w:r>
+              <w:rPr>
+                <w:b/>
+                <w:smallCaps/>
+                <w:sz w:val="20"/>
+              </w:rPr>
+              <w:t>PAQ/</w:t>
+            </w:r>
+            <w:proofErr w:type="spellStart"/>
+            <w:r>
+              <w:rPr>
+                <w:b/>
+                <w:smallCaps/>
+                <w:sz w:val="20"/>
+              </w:rPr>
+              <w:t>annexe</w:t>
+            </w:r>
+            <w:proofErr w:type="spellEnd"/>
+            <w:r>
+              <w:rPr>
+                <w:b/>
+                <w:smallCaps/>
+                <w:spacing w:val="-4"/>
+                <w:sz w:val="20"/>
+              </w:rPr>
+              <w:t xml:space="preserve"> </w:t>
+            </w:r>
+            <w:r>
+              <w:rPr>
+                <w:b/>
+                <w:smallCaps/>
+                <w:spacing w:val="-5"/>
+                <w:sz w:val="20"/>
+              </w:rPr>
+              <w:t>10</w:t>
+            </w:r>
+          </w:p>
+        </w:tc>
+        <w:tc>
+          <w:tcPr>
+            <w:tcW w:w="6336" w:type="dxa"/>
+          </w:tcPr>
+          <w:p>
+            <w:pPr>
+              <w:pStyle w:val="TableParagraph"/>
+              <w:spacing w:line="273" w:lineRule="exact"/>
+              <w:ind w:left="8"/>
+              <w:jc w:val="center"/>
+              <w:rPr>
+                <w:b/>
+                <w:sz w:val="24"/>
+                <w:lang w:val="fr-MA"/>
+              </w:rPr>
+            </w:pPr>
+            <w:r>
+              <w:rPr>
+                <w:b/>
+                <w:sz w:val="24"/>
+                <w:lang w:val="fr-MA"/>
+              </w:rPr>
+              <w:t>FICHE</w:t>
+            </w:r>
+            <w:r>
+              <w:rPr>
+                <w:b/>
+                <w:spacing w:val="-14"/>
+                <w:sz w:val="24"/>
+                <w:lang w:val="fr-MA"/>
+              </w:rPr>
+              <w:t xml:space="preserve"> </w:t>
+            </w:r>
+            <w:r>
+              <w:rPr>
+                <w:b/>
+                <w:sz w:val="24"/>
+                <w:lang w:val="fr-MA"/>
+              </w:rPr>
+              <w:t>DE</w:t>
+            </w:r>
+            <w:r>
+              <w:rPr>
+                <w:b/>
+                <w:spacing w:val="-13"/>
+                <w:sz w:val="24"/>
+                <w:lang w:val="fr-MA"/>
+              </w:rPr>
+              <w:t xml:space="preserve"> </w:t>
+            </w:r>
+            <w:r>
+              <w:rPr>
+                <w:b/>
+                <w:sz w:val="24"/>
+                <w:lang w:val="fr-MA"/>
+              </w:rPr>
+              <w:t>SUIVI</w:t>
+            </w:r>
+            <w:r>
+              <w:rPr>
+                <w:b/>
+                <w:spacing w:val="-13"/>
+                <w:sz w:val="24"/>
+                <w:lang w:val="fr-MA"/>
+              </w:rPr>
+              <w:t xml:space="preserve"> </w:t>
+            </w:r>
+            <w:r>
+              <w:rPr>
+                <w:b/>
+                <w:sz w:val="24"/>
+                <w:lang w:val="fr-MA"/>
+              </w:rPr>
+              <w:t>ET</w:t>
+            </w:r>
+            <w:r>
+              <w:rPr>
+                <w:b/>
+                <w:spacing w:val="-13"/>
+                <w:sz w:val="24"/>
+                <w:lang w:val="fr-MA"/>
+              </w:rPr>
+              <w:t xml:space="preserve"> </w:t>
+            </w:r>
+            <w:r>
+              <w:rPr>
+                <w:b/>
+                <w:sz w:val="24"/>
+                <w:lang w:val="fr-MA"/>
+              </w:rPr>
+              <w:t>DE</w:t>
+            </w:r>
+            <w:r>
+              <w:rPr>
+                <w:b/>
+                <w:spacing w:val="-13"/>
+                <w:sz w:val="24"/>
+                <w:lang w:val="fr-MA"/>
+              </w:rPr>
+              <w:t xml:space="preserve"> </w:t>
+            </w:r>
+            <w:r>
+              <w:rPr>
+                <w:b/>
+                <w:sz w:val="24"/>
+                <w:lang w:val="fr-MA"/>
+              </w:rPr>
+              <w:t>CONTROLE</w:t>
+            </w:r>
+            <w:r>
+              <w:rPr>
+                <w:b/>
+                <w:spacing w:val="-12"/>
+                <w:sz w:val="24"/>
+                <w:lang w:val="fr-MA"/>
+              </w:rPr>
+              <w:t xml:space="preserve"> </w:t>
+            </w:r>
+            <w:r>
+              <w:rPr>
+                <w:b/>
+                <w:sz w:val="24"/>
+                <w:lang w:val="fr-MA"/>
+              </w:rPr>
+              <w:t>DES</w:t>
+            </w:r>
+            <w:r>
+              <w:rPr>
+                <w:b/>
+                <w:spacing w:val="-13"/>
+                <w:sz w:val="24"/>
+                <w:lang w:val="fr-MA"/>
+              </w:rPr>
+              <w:t xml:space="preserve"> </w:t>
+            </w:r>
+            <w:r>
+              <w:rPr>
+                <w:b/>
+                <w:spacing w:val="-2"/>
+                <w:sz w:val="24"/>
+                <w:lang w:val="fr-MA"/>
+              </w:rPr>
+              <w:t>REMBLAIS</w:t>
+            </w:r>
+          </w:p>
+          <w:p>
+            <w:pPr>
+              <w:pStyle w:val="TableParagraph"/>
+              <w:spacing w:line="259" w:lineRule="exact"/>
+              <w:ind w:left="8" w:right="3"/>
+              <w:jc w:val="center"/>
+              <w:rPr>
+                <w:b/>
+                <w:sz w:val="24"/>
+              </w:rPr>
+            </w:pPr>
+            <w:r>
+              <w:rPr>
+                <w:b/>
+                <w:spacing w:val="-2"/>
+                <w:sz w:val="24"/>
+              </w:rPr>
+              <w:t>ORDINAIRES</w:t>
+            </w:r>
+          </w:p>
+        </w:tc>
+        <w:tc>
+          <w:tcPr>
+            <w:tcW w:w="2057" w:type="dxa"/>
+          </w:tcPr>
+          <w:p>
+            <w:pPr>
+              <w:pStyle w:val="TableParagraph"/>
+              <w:spacing w:before="172"/>
+              <w:ind w:left="170"/>
+              <w:rPr>
+                <w:b/>
+                <w:sz w:val="18"/>
+              </w:rPr>
+            </w:pPr>
+            <w:r>
+              <w:rPr>
+                <w:b/>
+                <w:sz w:val="18"/>
+              </w:rPr>
+              <w:t>M</w:t>
+            </w:r>
+            <w:r>
+              <w:rPr>
+                <w:b/>
+                <w:sz w:val="14"/>
+              </w:rPr>
+              <w:t xml:space="preserve">ARCHE </w:t>
+            </w:r>
+            <w:r>
+              <w:rPr>
+                <w:b/>
+                <w:sz w:val="18"/>
+              </w:rPr>
+              <w:t>N°</w:t>
+            </w:r>
+            <w:r>
+              <w:rPr>
+                <w:b/>
+                <w:spacing w:val="-5"/>
+                <w:sz w:val="18"/>
+              </w:rPr>
+              <w:t xml:space="preserve"> </w:t>
+            </w:r>
+            <w:r>
+              <w:rPr>
+                <w:b/>
+                <w:spacing w:val="-2"/>
+                <w:sz w:val="18"/>
+              </w:rPr>
+              <w:t>M0084/24</w:t>
+            </w:r>
+          </w:p>
+        </w:tc>
+      </w:tr>
+    </w:tbl>
+    <w:p>
+      <w:pPr>
+        <w:spacing w:before="5"/>
+        <w:rPr>
+          <w:sz w:val="10"/>
+        </w:rPr>
+      </w:pPr>
+      <w:r>
+        <w:rPr>
+          <w:noProof/>
+        </w:rPr>
+        <mc:AlternateContent>
+          <mc:Choice Requires="wpg">
+            <w:drawing>
+              <wp:anchor distT="0" distB="0" distL="0" distR="0" simplePos="0" relativeHeight="251664384" behindDoc="1" locked="0" layoutInCell="1" allowOverlap="1" wp14:anchorId="2E0842ED" wp14:editId="0DFC4A14">
+                <wp:simplePos x="0" y="0"/>
+                <wp:positionH relativeFrom="page">
+                  <wp:posOffset>361950</wp:posOffset>
+                </wp:positionH>
+                <wp:positionV relativeFrom="paragraph">
+                  <wp:posOffset>94615</wp:posOffset>
+                </wp:positionV>
+                <wp:extent cx="6819900" cy="344805"/>
+                <wp:effectExtent l="0" t="0" r="0" b="0"/>
+                <wp:wrapTopAndBottom/>
+                <wp:docPr id="728396100" name="Group 3"/>
+                <wp:cNvGraphicFramePr>
+                  <a:graphicFrameLocks xmlns:a="http://schemas.openxmlformats.org/drawingml/2006/main"/>
+                </wp:cNvGraphicFramePr>
+                <a:graphic xmlns:a="http://schemas.openxmlformats.org/drawingml/2006/main">
+                  <a:graphicData uri="http://schemas.microsoft.com/office/word/2010/wordprocessingGroup">
+                    <wpg:wgp>
+                      <wpg:cNvGrpSpPr>
+                        <a:grpSpLocks/>
+                      </wpg:cNvGrpSpPr>
+                      <wpg:grpSpPr>
+                        <a:xfrm>
+                          <a:off x="0" y="0"/>
+                          <a:ext cx="6819900" cy="344805"/>
+                          <a:chOff x="0" y="0"/>
+                          <a:chExt cx="6815455" cy="344805"/>
+                        </a:xfrm>
+                      </wpg:grpSpPr>
+                      <wps:wsp>
+                        <wps:cNvPr id="1126181672" name="Graphic 4"/>
+                        <wps:cNvSpPr/>
+                        <wps:spPr>
+                          <a:xfrm>
+                            <a:off x="0" y="0"/>
+                            <a:ext cx="6815455" cy="344805"/>
+                          </a:xfrm>
+                          <a:custGeom>
+                            <a:avLst/>
+                            <a:gdLst/>
+                            <a:ahLst/>
+                            <a:cxnLst/>
+                            <a:rect l="l" t="t" r="r" b="b"/>
+                            <a:pathLst>
+                              <a:path w="6815455" h="344805">
+                                <a:moveTo>
+                                  <a:pt x="6815328" y="0"/>
+                                </a:moveTo>
+                                <a:lnTo>
+                                  <a:pt x="6809232" y="0"/>
+                                </a:lnTo>
+                                <a:lnTo>
+                                  <a:pt x="6809232" y="6096"/>
+                                </a:lnTo>
+                                <a:lnTo>
+                                  <a:pt x="6809232" y="338328"/>
+                                </a:lnTo>
+                                <a:lnTo>
+                                  <a:pt x="6096" y="338328"/>
+                                </a:lnTo>
+                                <a:lnTo>
+                                  <a:pt x="6096" y="6096"/>
+                                </a:lnTo>
+                                <a:lnTo>
+                                  <a:pt x="6809232" y="6096"/>
+                                </a:lnTo>
+                                <a:lnTo>
+                                  <a:pt x="6809232" y="0"/>
+                                </a:lnTo>
+                                <a:lnTo>
+                                  <a:pt x="0" y="0"/>
+                                </a:lnTo>
+                                <a:lnTo>
+                                  <a:pt x="0" y="6096"/>
+                                </a:lnTo>
+                                <a:lnTo>
+                                  <a:pt x="0" y="338328"/>
+                                </a:lnTo>
+                                <a:lnTo>
+                                  <a:pt x="0" y="344424"/>
+                                </a:lnTo>
+                                <a:lnTo>
+                                  <a:pt x="6809232" y="344424"/>
+                                </a:lnTo>
+                                <a:lnTo>
+                                  <a:pt x="6815328" y="344424"/>
+                                </a:lnTo>
+                                <a:lnTo>
+                                  <a:pt x="6815328" y="338328"/>
+                                </a:lnTo>
+                                <a:lnTo>
+                                  <a:pt x="6815328" y="6108"/>
+                                </a:lnTo>
+                                <a:lnTo>
+                                  <a:pt x="6815328" y="0"/>
+                                </a:lnTo>
+                                <a:close/>
+                              </a:path>
+                            </a:pathLst>
+                          </a:custGeom>
+                          <a:solidFill>
+                            <a:srgbClr val="1A297F"/>
+                          </a:solidFill>
+                        </wps:spPr>
+                        <wps:bodyPr wrap="square" lIns="0" tIns="0" rIns="0" bIns="0" rtlCol="0">
+                          <a:prstTxWarp prst="textNoShape">
+                            <a:avLst/>
+                          </a:prstTxWarp>
+                          <a:noAutofit/>
+                        </wps:bodyPr>
+                      </wps:wsp>
+                      <wps:wsp>
+                        <wps:cNvPr id="463785073" name="Textbox 5"/>
+                        <wps:cNvSpPr txBox="1"/>
+                        <wps:spPr>
+                          <a:xfrm>
+                            <a:off x="594641" y="0"/>
+                            <a:ext cx="2389782" cy="324920"/>
+                          </a:xfrm>
+                          <a:prstGeom prst="rect">
+                            <a:avLst/>
+                          </a:prstGeom>
+                        </wps:spPr>
+                        <wps:txbx>
+                          <w:txbxContent>
+                            <w:p>
+                              <w:pPr>
+                                <w:spacing w:line="221" w:lineRule="exact"/>
+                                <w:rPr>
+                                  <w:b/>
+                                  <w:sz w:val="20"/>
+                                </w:rPr>
+                              </w:pPr>
+                              <w:r>
+                                <w:rPr>
+                                  <w:b/>
+                                  <w:sz w:val="20"/>
+                                </w:rPr>
+                                <w:t>Fiche</w:t>
+                              </w:r>
+                              <w:r>
+                                <w:rPr>
+                                  <w:b/>
+                                  <w:spacing w:val="-3"/>
+                                  <w:sz w:val="20"/>
+                                </w:rPr>
+                                <w:t xml:space="preserve"> </w:t>
+                              </w:r>
+                              <w:r>
+                                <w:rPr>
+                                  <w:b/>
+                                  <w:sz w:val="20"/>
+                                </w:rPr>
+                                <w:t>n°</w:t>
+                              </w:r>
+                              <w:r>
+                                <w:rPr>
+                                  <w:b/>
+                                  <w:spacing w:val="-5"/>
+                                  <w:sz w:val="20"/>
+                                </w:rPr>
+                                <w:t xml:space="preserve"> </w:t>
+                              </w:r>
+                              <w:r>
+                                <w:rPr>
+                                  <w:b/>
+                                  <w:spacing w:val="-10"/>
+                                  <w:sz w:val="20"/>
+                                </w:rPr>
+                                <w:t>:</w:t>
+                              </w:r>
+                              <w:r>
+                                <w:rPr>
+                                  <w:b/>
+                                  <w:sz w:val="20"/>
+                                </w:rPr>
+                                <w:t xml:space="preserve"> </w:t>
+                              </w:r>
+                            </w:p>
+                          </w:txbxContent>
+                        </wps:txbx>
+                        <wps:bodyPr wrap="square" lIns="0" tIns="0" rIns="0" bIns="0" rtlCol="0" anchor="ctr">
+                          <a:noAutofit/>
+                        </wps:bodyPr>
+                      </wps:wsp>
+                      <wps:wsp>
+                        <wps:cNvPr id="282483444" name="Textbox 6"/>
+                        <wps:cNvSpPr txBox="1"/>
+                        <wps:spPr>
+                          <a:xfrm>
+                            <a:off x="3232023" y="36630"/>
+                            <a:ext cx="3550243" cy="288290"/>
+                          </a:xfrm>
+                          <a:prstGeom prst="rect">
+                            <a:avLst/>
+                          </a:prstGeom>
+                        </wps:spPr>
+                        <wps:txbx>
+                          <w:txbxContent>
+                            <w:p>
+                              <w:pPr>
+                                <w:spacing w:line="221" w:lineRule="exact"/>
+                                <w:ind w:left="5"/>
+                                <w:rPr>
+                                  <w:b/>
+                                  <w:sz w:val="20"/>
+                                </w:rPr>
+                              </w:pPr>
+                              <w:r>
+                                <w:rPr>
+                                  <w:b/>
+                                  <w:sz w:val="20"/>
+                                </w:rPr>
+                                <w:t>Date</w:t>
+                              </w:r>
+                              <w:r>
+                                <w:rPr>
+                                  <w:b/>
+                                  <w:spacing w:val="-4"/>
+                                  <w:sz w:val="20"/>
+                                </w:rPr>
+                                <w:t xml:space="preserve"> :</w:t>
+                              </w:r>
+                              <w:r>
+                                <w:rPr>
+                                  <w:b/>
+                                  <w:sz w:val="20"/>
+                                </w:rPr>
+                                <w:t xml:space="preserve"> </w:t>
+                              </w:r>
+                            </w:p>
+                          </w:txbxContent>
+                        </wps:txbx>
+                        <wps:bodyPr wrap="square" lIns="0" tIns="0" rIns="0" bIns="0" rtlCol="0" anchor="ctr">
+                          <a:noAutofit/>
+                        </wps:bodyPr>
+                      </wps:wsp>
+                    </wpg:wgp>
+                  </a:graphicData>
+                </a:graphic>
+                <wp14:sizeRelH relativeFrom="margin">
+                  <wp14:pctWidth>0</wp14:pctWidth>
+                </wp14:sizeRelH>
+              </wp:anchor>
+            </w:drawing>
+          </mc:Choice>
+          <mc:Fallback>
+            <w:pict>
+              <v:group w14:anchorId="2E0842ED" id="_x0000_s1030" style="position:absolute;margin-left:28.5pt;margin-top:7.45pt;width:537pt;height:27.15pt;z-index:-251652096;mso-wrap-distance-left:0;mso-wrap-distance-right:0;mso-position-horizontal-relative:page;mso-width-relative:margin" coordsize="68154,3448" o:gfxdata="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">
+                <v:shape id="Graphic 4" o:spid="_x0000_s1031" style="position:absolute;width:68154;height:3448;visibility:visible;mso-wrap-style:square;v-text-anchor:top" coordsize="6815455,344805" o:gfxdata="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" path="m6815328,r-6096,l6809232,6096r,332232l6096,338328r,-332232l6809232,6096r,-6096l,,,6096,,338328r,6096l6809232,344424r6096,l6815328,338328r,-332220l6815328,xe" fillcolor="#1a297f" stroked="f">
+                  <v:path arrowok="t"/>
+                </v:shape>
+                <v:shape id="Textbox 5" o:spid="_x0000_s1032" type="#_x0000_t202" style="position:absolute;left:5946;width:23898;height:3249;visibility:visible;mso-wrap-style:square;v-text-anchor:middle" o:gfxdata="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" filled="f" stroked="f">
+                  <v:textbox inset="0,0,0,0">
+                    <w:txbxContent>
+                      <w:p>
+                        <w:pPr>
+                          <w:spacing w:line="221" w:lineRule="exact"/>
+                          <w:rPr>
+                            <w:b/>
+                            <w:sz w:val="20"/>
+                          </w:rPr>
+                        </w:pPr>
+                        <w:r>
+                          <w:rPr>
+                            <w:b/>
+                            <w:sz w:val="20"/>
+                          </w:rPr>
+                          <w:t>Fiche</w:t>
+                        </w:r>
+                        <w:r>
+                          <w:rPr>
+                            <w:b/>
+                            <w:spacing w:val="-3"/>
+                            <w:sz w:val="20"/>
+                          </w:rPr>
+                          <w:t xml:space="preserve"> </w:t>
+                        </w:r>
+                        <w:r>
+                          <w:rPr>
+                            <w:b/>
+                            <w:sz w:val="20"/>
+                          </w:rPr>
+                          <w:t>n°</w:t>
+                        </w:r>
+                        <w:r>
+                          <w:rPr>
+                            <w:b/>
+                            <w:spacing w:val="-5"/>
+                            <w:sz w:val="20"/>
+                          </w:rPr>
+                          <w:t xml:space="preserve"> </w:t>
+                        </w:r>
+                        <w:r>
+                          <w:rPr>
+                            <w:b/>
+                            <w:spacing w:val="-10"/>
+                            <w:sz w:val="20"/>
+                          </w:rPr>
+                          <w:t>:</w:t>
+                        </w:r>
+                        <w:r>
+                          <w:rPr>
+                            <w:b/>
+                            <w:sz w:val="20"/>
+                          </w:rPr>
+                          <w:t xml:space="preserve"> </w:t>
+                        </w:r>
+                      </w:p>
+                    </w:txbxContent>
+                  </v:textbox>
+                </v:shape>
+                <v:shape id="Textbox 6" o:spid="_x0000_s1033" type="#_x0000_t202" style="position:absolute;left:32320;top:366;width:35502;height:2883;visibility:visible;mso-wrap-style:square;v-text-anchor:middle" o:gfxdata="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" filled="f" stroked="f">
+                  <v:textbox inset="0,0,0,0">
+                    <w:txbxContent>
+                      <w:p>
+                        <w:pPr>
+                          <w:spacing w:line="221" w:lineRule="exact"/>
+                          <w:ind w:left="5"/>
+                          <w:rPr>
+                            <w:b/>
+                            <w:sz w:val="20"/>
+                          </w:rPr>
+                        </w:pPr>
+                        <w:r>
+                          <w:rPr>
+                            <w:b/>
+                            <w:sz w:val="20"/>
+                          </w:rPr>
+                          <w:t>Date</w:t>
+                        </w:r>
+                        <w:r>
+                          <w:rPr>
+                            <w:b/>
+                            <w:spacing w:val="-4"/>
+                            <w:sz w:val="20"/>
+                          </w:rPr>
+                          <w:t xml:space="preserve"> :</w:t>
+                        </w:r>
+                        <w:r>
+                          <w:rPr>
+                            <w:b/>
+                            <w:sz w:val="20"/>
+                          </w:rPr>
+                          <w:t xml:space="preserve"> </w:t>
+                        </w:r>
+                      </w:p>
+                    </w:txbxContent>
+                  </v:textbox>
+                </v:shape>
+                <w10:wrap type="topAndBottom" anchorx="page"/>
+              </v:group>
+            </w:pict>
+          </mc:Fallback>
+        </mc:AlternateContent>
+      </w:r>
+    </w:p>
+    <w:p>
+      <w:pPr>
+        <w:spacing w:before="3"/>
+        <w:rPr>
+          <w:sz w:val="6"/>
+        </w:rPr>
+      </w:pPr>
+    </w:p>
+    <w:tbl>
+      <w:tblPr>
+        <w:tblStyle w:val="TableNormal"/>
+        <w:tblW w:w="10720" w:type="dxa"/>
+        <w:tblInd w:w="-147" w:type="dxa"/>
+        <w:tblBorders>
+          <w:top w:val="single" w:sz="4" w:space="0" w:color="1A297F"/>
+          <w:left w:val="single" w:sz="4" w:space="0" w:color="1A297F"/>
+          <w:bottom w:val="single" w:sz="4" w:space="0" w:color="1A297F"/>
+          <w:right w:val="single" w:sz="4" w:space="0" w:color="1A297F"/>
+          <w:insideH w:val="single" w:sz="4" w:space="0" w:color="1A297F"/>
+          <w:insideV w:val="single" w:sz="4" w:space="0" w:color="1A297F"/>
+        </w:tblBorders>
+        <w:tblLayout w:type="fixed"/>
+        <w:tblLook w:val="01E0" w:firstRow="1" w:lastRow="1" w:firstColumn="1" w:lastColumn="1" w:noHBand="0" w:noVBand="0"/>
+      </w:tblPr>
+      <w:tblGrid>
+        <w:gridCol w:w="2546"/>
+        <w:gridCol w:w="2925"/>
+        <w:gridCol w:w="2903"/>
+        <w:gridCol w:w="2346"/>
+      </w:tblGrid>
+      <w:tr>
+        <w:trPr>
+          <w:trHeight w:val="422"/>
+        </w:trPr>
+        <w:tc>
+          <w:tcPr>
+            <w:tcW w:w="10720" w:type="dxa"/>
+            <w:gridSpan w:val="4"/>
+          </w:tcPr>
+          <w:p>
+            <w:pPr>
+              <w:pStyle w:val="TableParagraph"/>
+              <w:spacing w:before="94"/>
+              <w:ind w:left="270"/>
+              <w:rPr>
+                <w:b/>
+                <w:sz w:val="20"/>
+              </w:rPr>
+            </w:pPr>
+            <w:r>
+              <w:rPr>
+                <w:b/>
+                <w:sz w:val="20"/>
+              </w:rPr>
+              <w:t>Nature</w:t>
+            </w:r>
+            <w:r>
+              <w:rPr>
+                <w:b/>
+                <w:spacing w:val="-5"/>
+                <w:sz w:val="20"/>
+              </w:rPr>
+              <w:t xml:space="preserve"> </w:t>
+            </w:r>
+            <w:r>
+              <w:rPr>
+                <w:b/>
+                <w:sz w:val="20"/>
+              </w:rPr>
+              <w:t>des</w:t>
+            </w:r>
+            <w:r>
+              <w:rPr>
+                <w:b/>
+                <w:spacing w:val="-6"/>
+                <w:sz w:val="20"/>
+              </w:rPr>
+              <w:t xml:space="preserve"> </w:t>
+            </w:r>
+            <w:r>
+              <w:rPr>
+                <w:b/>
+                <w:sz w:val="20"/>
+              </w:rPr>
+              <w:t>travaux</w:t>
+            </w:r>
+            <w:r>
+              <w:rPr>
+                <w:b/>
+                <w:spacing w:val="-6"/>
+                <w:sz w:val="20"/>
+              </w:rPr>
+              <w:t xml:space="preserve"> </w:t>
+            </w:r>
+            <w:r>
+              <w:rPr>
+                <w:b/>
+                <w:spacing w:val="-10"/>
+                <w:sz w:val="20"/>
+              </w:rPr>
+              <w:t xml:space="preserve">: </w:t>
+            </w:r>
+            <w:r>
+              <w:rPr>
+                <w:b/>
+                <w:bCs/>
+                <w:spacing w:val="-10"/>
+                <w:sz w:val="20"/>
+                <w:lang w:val="fr-FR"/>
+              </w:rPr>
+              <w:t>{{NATURE}}</w:t>
+            </w:r>
+          </w:p>
+        </w:tc>
+      </w:tr>
+      <w:tr>
+        <w:trPr>
+          <w:trHeight w:val="450"/>
+        </w:trPr>
+        <w:tc>
+          <w:tcPr>
+            <w:tcW w:w="10720" w:type="dxa"/>
+            <w:gridSpan w:val="4"/>
+          </w:tcPr>
+          <w:p>
+            <w:pPr>
+              <w:pStyle w:val="TableParagraph"/>
+              <w:spacing w:before="108"/>
+              <w:ind w:left="270"/>
+              <w:rPr>
+                <w:b/>
+                <w:sz w:val="20"/>
+              </w:rPr>
+            </w:pPr>
+            <w:proofErr w:type="spellStart"/>
+            <w:r>
+              <w:rPr>
+                <w:b/>
+                <w:sz w:val="20"/>
+              </w:rPr>
+              <w:t>Référence</w:t>
+            </w:r>
+            <w:proofErr w:type="spellEnd"/>
+            <w:r>
+              <w:rPr>
+                <w:b/>
+                <w:spacing w:val="-8"/>
+                <w:sz w:val="20"/>
+              </w:rPr>
+              <w:t xml:space="preserve"> </w:t>
+            </w:r>
+            <w:proofErr w:type="spellStart"/>
+            <w:r>
+              <w:rPr>
+                <w:b/>
+                <w:sz w:val="20"/>
+              </w:rPr>
+              <w:t>procédure</w:t>
+            </w:r>
+            <w:proofErr w:type="spellEnd"/>
+            <w:r>
+              <w:rPr>
+                <w:b/>
+                <w:spacing w:val="-10"/>
+                <w:sz w:val="20"/>
+              </w:rPr>
+              <w:t xml:space="preserve"> :</w:t>
+            </w:r>
+            <w:r>
+              <w:rPr>
+                <w:b/>
+                <w:sz w:val="20"/>
+              </w:rPr>
+              <w:t xml:space="preserve"> </w:t>
+            </w:r>
+            <w:r>
+              <w:rPr>
+                <w:b/>
+                <w:bCs/>
+                <w:sz w:val="20"/>
+                <w:lang w:val="fr-FR"/>
+              </w:rPr>
+              <w:t>{{REF}}</w:t>
+            </w:r>
+          </w:p>
+        </w:tc>
+      </w:tr>
+      <w:tr>
+        <w:trPr>
+          <w:trHeight w:val="573"/>
+        </w:trPr>
+        <w:tc>
+          <w:tcPr>
+            <w:tcW w:w="10720" w:type="dxa"/>
+            <w:gridSpan w:val="4"/>
+          </w:tcPr>
+          <w:p>
+            <w:pPr>
+              <w:pStyle w:val="TableParagraph"/>
+              <w:tabs>
+                <w:tab w:val="left" w:pos="4773"/>
+                <w:tab w:val="left" w:pos="7965"/>
+              </w:tabs>
+              <w:spacing w:before="170"/>
+              <w:ind w:left="270"/>
+              <w:rPr>
+                <w:b/>
+                <w:sz w:val="20"/>
+                <w:lang w:val="fr-MA"/>
+              </w:rPr>
+            </w:pPr>
+            <w:r>
+              <w:rPr>
+                <w:b/>
+                <w:sz w:val="20"/>
+                <w:lang w:val="fr-MA"/>
+              </w:rPr>
+              <w:t>Partie</w:t>
+            </w:r>
+            <w:r>
+              <w:rPr>
+                <w:b/>
+                <w:spacing w:val="-7"/>
+                <w:sz w:val="20"/>
+                <w:lang w:val="fr-MA"/>
+              </w:rPr>
+              <w:t xml:space="preserve"> </w:t>
+            </w:r>
+            <w:r>
+              <w:rPr>
+                <w:b/>
+                <w:sz w:val="20"/>
+                <w:lang w:val="fr-MA"/>
+              </w:rPr>
+              <w:t>d’ouvrage</w:t>
+            </w:r>
+            <w:r>
+              <w:rPr>
+                <w:b/>
+                <w:spacing w:val="-7"/>
+                <w:sz w:val="20"/>
+                <w:lang w:val="fr-MA"/>
+              </w:rPr>
+              <w:t xml:space="preserve"> </w:t>
+            </w:r>
+            <w:r>
+              <w:rPr>
+                <w:b/>
+                <w:spacing w:val="-10"/>
+                <w:sz w:val="20"/>
+                <w:lang w:val="fr-MA"/>
+              </w:rPr>
+              <w:t>:</w:t>
+            </w:r>
+            <w:r>
+              <w:rPr>
+                <w:b/>
+                <w:bCs/>
+                <w:color w:val="000000"/>
+                <w:sz w:val="18"/>
+                <w:szCs w:val="18"/>
+                <w:lang w:val="fr-FR" w:eastAsia="fr-FR"/>
+              </w:rPr>
+              <w:t xml:space="preserve"> </w:t>
+            </w:r>
+            <w:r>
+              <w:rPr>
+                <w:b/>
+                <w:bCs/>
+                <w:spacing w:val="-10"/>
+                <w:sz w:val="20"/>
+                <w:lang w:val="fr-FR"/>
+              </w:rPr>
+              <w:t xml:space="preserve">{{PARTIE}}                                 </w:t>
+            </w:r>
+            <w:r>
+              <w:rPr>
+                <w:b/>
+                <w:sz w:val="20"/>
+                <w:lang w:val="fr-MA"/>
+              </w:rPr>
+              <w:t>Situation</w:t>
+            </w:r>
+            <w:r>
+              <w:rPr>
+                <w:b/>
+                <w:spacing w:val="-8"/>
+                <w:sz w:val="20"/>
+                <w:lang w:val="fr-MA"/>
+              </w:rPr>
+              <w:t xml:space="preserve"> </w:t>
+            </w:r>
+            <w:r>
+              <w:rPr>
+                <w:b/>
+                <w:spacing w:val="-10"/>
+                <w:sz w:val="20"/>
+                <w:lang w:val="fr-MA"/>
+              </w:rPr>
+              <w:t>:</w:t>
+            </w:r>
+            <w:r>
+              <w:rPr>
+                <w:b/>
+                <w:bCs/>
+                <w:noProof/>
+                <w:sz w:val="18"/>
+                <w:szCs w:val="18"/>
+                <w:lang w:val="fr-FR" w:eastAsia="fr-FR"/>
+              </w:rPr>
+              <w:t xml:space="preserve"> </w:t>
+            </w:r>
+            <w:r>
+              <w:rPr>
+                <w:b/>
+                <w:bCs/>
+                <w:spacing w:val="-10"/>
+                <w:sz w:val="20"/>
+                <w:lang w:val="fr-FR"/>
+              </w:rPr>
+              <w:t>{{SITUATION}}</w:t>
+            </w:r>
+            <w:r>
+              <w:rPr>
+                <w:b/>
+                <w:sz w:val="20"/>
+                <w:lang w:val="fr-MA"/>
+              </w:rPr>
+              <w:tab/>
+            </w:r>
+            <w:r>
+              <w:rPr>
+                <w:b/>
+                <w:sz w:val="20"/>
+                <w:lang w:val="fr-MA"/>
+              </w:rPr>
+              <w:t xml:space="preserve">               </w:t>
+            </w:r>
+            <w:r>
+              <w:rPr>
+                <w:b/>
+                <w:spacing w:val="-2"/>
+                <w:sz w:val="20"/>
+                <w:lang w:val="fr-MA"/>
+              </w:rPr>
+              <w:t>Autres :</w:t>
+            </w:r>
+          </w:p>
+        </w:tc>
+      </w:tr>
+      <w:tr>
+        <w:trPr>
+          <w:trHeight w:val="352"/>
+        </w:trPr>
+        <w:tc>
+          <w:tcPr>
+            <w:tcW w:w="2546" w:type="dxa"/>
+            <w:vMerge w:val="restart"/>
+          </w:tcPr>
+          <w:p>
+            <w:pPr>
+              <w:pStyle w:val="TableParagraph"/>
+              <w:spacing w:before="27"/>
+              <w:rPr>
+                <w:sz w:val="20"/>
+                <w:lang w:val="fr-MA"/>
+              </w:rPr>
+            </w:pPr>
+          </w:p>
+          <w:p>
+            <w:pPr>
+              <w:pStyle w:val="TableParagraph"/>
+              <w:ind w:left="270"/>
+              <w:rPr>
+                <w:b/>
+                <w:sz w:val="20"/>
+              </w:rPr>
+            </w:pPr>
+            <w:proofErr w:type="spellStart"/>
+            <w:r>
+              <w:rPr>
+                <w:b/>
+                <w:sz w:val="20"/>
+              </w:rPr>
+              <w:t>Météorologie</w:t>
+            </w:r>
+            <w:proofErr w:type="spellEnd"/>
+            <w:r>
+              <w:rPr>
+                <w:b/>
+                <w:spacing w:val="-7"/>
+                <w:sz w:val="20"/>
+              </w:rPr>
+              <w:t xml:space="preserve"> </w:t>
+            </w:r>
+            <w:r>
+              <w:rPr>
+                <w:b/>
+                <w:spacing w:val="-12"/>
+                <w:sz w:val="20"/>
+              </w:rPr>
+              <w:t>:</w:t>
+            </w:r>
+          </w:p>
+        </w:tc>
+        <w:tc>
+          <w:tcPr>
+            <w:tcW w:w="2925" w:type="dxa"/>
+          </w:tcPr>
+          <w:p>
+            <w:pPr>
+              <w:pStyle w:val="TableParagraph"/>
+              <w:spacing w:before="60"/>
+              <w:ind w:left="837"/>
+              <w:rPr>
+                <w:b/>
+                <w:sz w:val="20"/>
+              </w:rPr>
+            </w:pPr>
+            <w:proofErr w:type="spellStart"/>
+            <w:r>
+              <w:rPr>
+                <w:b/>
+                <w:spacing w:val="-2"/>
+                <w:sz w:val="20"/>
+              </w:rPr>
+              <w:t>Température</w:t>
+            </w:r>
+            <w:proofErr w:type="spellEnd"/>
+            <w:r>
+              <w:rPr>
+                <w:b/>
+                <w:spacing w:val="7"/>
+                <w:sz w:val="20"/>
+              </w:rPr>
+              <w:t xml:space="preserve"> </w:t>
+            </w:r>
+            <w:r>
+              <w:rPr>
+                <w:b/>
+                <w:spacing w:val="-10"/>
+                <w:sz w:val="20"/>
+              </w:rPr>
+              <w:t>:</w:t>
+            </w:r>
+          </w:p>
+        </w:tc>
+        <w:tc>
+          <w:tcPr>
+            <w:tcW w:w="2903" w:type="dxa"/>
+          </w:tcPr>
+          <w:p>
+            <w:pPr>
+              <w:pStyle w:val="TableParagraph"/>
+              <w:spacing w:before="60"/>
+              <w:ind w:left="6"/>
+              <w:jc w:val="center"/>
+              <w:rPr>
+                <w:b/>
+                <w:sz w:val="20"/>
+              </w:rPr>
+            </w:pPr>
+            <w:r>
+              <w:rPr>
+                <w:b/>
+                <w:sz w:val="20"/>
+              </w:rPr>
+              <w:t>Vent</w:t>
+            </w:r>
+            <w:r>
+              <w:rPr>
+                <w:b/>
+                <w:spacing w:val="-5"/>
+                <w:sz w:val="20"/>
+              </w:rPr>
+              <w:t xml:space="preserve"> </w:t>
+            </w:r>
+            <w:r>
+              <w:rPr>
+                <w:b/>
+                <w:spacing w:val="-10"/>
+                <w:sz w:val="20"/>
+              </w:rPr>
+              <w:t>:</w:t>
+            </w:r>
+          </w:p>
+        </w:tc>
+        <w:tc>
+          <w:tcPr>
+            <w:tcW w:w="2346" w:type="dxa"/>
+          </w:tcPr>
+          <w:p>
+            <w:pPr>
+              <w:pStyle w:val="TableParagraph"/>
+              <w:spacing w:before="60"/>
+              <w:ind w:left="11"/>
+              <w:jc w:val="center"/>
+              <w:rPr>
+                <w:b/>
+                <w:sz w:val="20"/>
+              </w:rPr>
+            </w:pPr>
+            <w:proofErr w:type="spellStart"/>
+            <w:r>
+              <w:rPr>
+                <w:b/>
+                <w:sz w:val="20"/>
+              </w:rPr>
+              <w:t>Pluie</w:t>
+            </w:r>
+            <w:proofErr w:type="spellEnd"/>
+            <w:r>
+              <w:rPr>
+                <w:b/>
+                <w:spacing w:val="-4"/>
+                <w:sz w:val="20"/>
+              </w:rPr>
+              <w:t xml:space="preserve"> </w:t>
+            </w:r>
+            <w:r>
+              <w:rPr>
+                <w:b/>
+                <w:spacing w:val="-10"/>
+                <w:sz w:val="20"/>
+              </w:rPr>
+              <w:t>:</w:t>
+            </w:r>
+          </w:p>
+        </w:tc>
+      </w:tr>
+      <w:tr>
+        <w:trPr>
+          <w:trHeight w:val="386"/>
+        </w:trPr>
+        <w:tc>
+          <w:tcPr>
+            <w:tcW w:w="2546" w:type="dxa"/>
+            <w:vMerge/>
+            <w:tcBorders>
+              <w:top w:val="nil"/>
+            </w:tcBorders>
+          </w:tcPr>
+          <w:p>
+            <w:pPr>
+              <w:rPr>
+                <w:sz w:val="2"/>
+                <w:szCs w:val="2"/>
+              </w:rPr>
+            </w:pPr>
+          </w:p>
+        </w:tc>
+        <w:tc>
+          <w:tcPr>
+            <w:tcW w:w="2925" w:type="dxa"/>
+          </w:tcPr>
+          <w:p>
+            <w:pPr>
+              <w:pStyle w:val="TableParagraph"/>
+              <w:rPr>
+                <w:sz w:val="20"/>
+              </w:rPr>
+            </w:pPr>
+          </w:p>
+        </w:tc>
+        <w:tc>
+          <w:tcPr>
+            <w:tcW w:w="2903" w:type="dxa"/>
+          </w:tcPr>
+          <w:p>
+            <w:pPr>
+              <w:pStyle w:val="TableParagraph"/>
+              <w:rPr>
+                <w:sz w:val="20"/>
+              </w:rPr>
+            </w:pPr>
+          </w:p>
+        </w:tc>
+        <w:tc>
+          <w:tcPr>
+            <w:tcW w:w="2346" w:type="dxa"/>
+          </w:tcPr>
+          <w:p>
+            <w:pPr>
+              <w:pStyle w:val="TableParagraph"/>
+              <w:rPr>
+                <w:sz w:val="20"/>
+              </w:rPr>
+            </w:pPr>
+          </w:p>
+        </w:tc>
+      </w:tr>
+    </w:tbl>
+    <w:p>
+      <w:pPr>
+        <w:spacing w:before="8"/>
+        <w:rPr>
+          <w:sz w:val="10"/>
+        </w:rPr>
+      </w:pPr>
+    </w:p>
+    <w:tbl>
+      <w:tblPr>
+        <w:tblStyle w:val="TableNormal"/>
+        <w:tblW w:w="10726" w:type="dxa"/>
+        <w:tblInd w:w="-142" w:type="dxa"/>
+        <w:tblBorders>
+          <w:top w:val="single" w:sz="4" w:space="0" w:color="1A297F"/>
+          <w:left w:val="single" w:sz="4" w:space="0" w:color="1A297F"/>
+          <w:bottom w:val="single" w:sz="4" w:space="0" w:color="1A297F"/>
+          <w:right w:val="single" w:sz="4" w:space="0" w:color="1A297F"/>
+          <w:insideH w:val="single" w:sz="4" w:space="0" w:color="1A297F"/>
+          <w:insideV w:val="single" w:sz="4" w:space="0" w:color="1A297F"/>
+        </w:tblBorders>
+        <w:tblLayout w:type="fixed"/>
+        <w:tblLook w:val="01E0" w:firstRow="1" w:lastRow="1" w:firstColumn="1" w:lastColumn="1" w:noHBand="0" w:noVBand="0"/>
+      </w:tblPr>
+      <w:tblGrid>
+        <w:gridCol w:w="5472"/>
+        <w:gridCol w:w="797"/>
+        <w:gridCol w:w="795"/>
+        <w:gridCol w:w="841"/>
+        <w:gridCol w:w="2821"/>
+      </w:tblGrid>
+      <w:tr>
+        <w:trPr>
+          <w:trHeight w:val="854"/>
+        </w:trPr>
+        <w:tc>
+          <w:tcPr>
+            <w:tcW w:w="7905" w:type="dxa"/>
+            <w:gridSpan w:val="4"/>
+            <w:tcBorders>
+              <w:top w:val="nil"/>
+              <w:left w:val="nil"/>
+              <w:bottom w:val="nil"/>
+            </w:tcBorders>
+            <w:shd w:val="clear" w:color="auto" w:fill="1A297F"/>
+          </w:tcPr>
+          <w:p>
+            <w:pPr>
+              <w:pStyle w:val="TableParagraph"/>
+              <w:spacing w:before="82" w:line="233" w:lineRule="exact"/>
+              <w:ind w:left="5482"/>
+              <w:jc w:val="center"/>
+              <w:rPr>
+                <w:b/>
+                <w:lang w:val="fr-MA"/>
+              </w:rPr>
+            </w:pPr>
+            <w:r>
+              <w:rPr>
+                <w:b/>
+                <w:color w:val="FFFFFF"/>
+                <w:lang w:val="fr-MA"/>
+              </w:rPr>
+              <w:t>Résultats</w:t>
+            </w:r>
+            <w:r>
+              <w:rPr>
+                <w:b/>
+                <w:color w:val="FFFFFF"/>
+                <w:spacing w:val="-4"/>
+                <w:lang w:val="fr-MA"/>
+              </w:rPr>
+              <w:t xml:space="preserve"> </w:t>
+            </w:r>
+            <w:r>
+              <w:rPr>
+                <w:b/>
+                <w:color w:val="FFFFFF"/>
+                <w:spacing w:val="-5"/>
+                <w:lang w:val="fr-MA"/>
+              </w:rPr>
+              <w:t>(*)</w:t>
+            </w:r>
+          </w:p>
+          <w:p>
+            <w:pPr>
+              <w:pStyle w:val="TableParagraph"/>
+              <w:spacing w:line="226" w:lineRule="exact"/>
+              <w:ind w:left="1622"/>
+              <w:rPr>
+                <w:b/>
+                <w:lang w:val="fr-MA"/>
+              </w:rPr>
+            </w:pPr>
+            <w:r>
+              <w:rPr>
+                <w:b/>
+                <w:color w:val="FFFFFF"/>
+                <w:lang w:val="fr-MA"/>
+              </w:rPr>
+              <w:t>Objet</w:t>
+            </w:r>
+            <w:r>
+              <w:rPr>
+                <w:b/>
+                <w:color w:val="FFFFFF"/>
+                <w:spacing w:val="-3"/>
+                <w:lang w:val="fr-MA"/>
+              </w:rPr>
+              <w:t xml:space="preserve"> </w:t>
+            </w:r>
+            <w:r>
+              <w:rPr>
+                <w:b/>
+                <w:color w:val="FFFFFF"/>
+                <w:lang w:val="fr-MA"/>
+              </w:rPr>
+              <w:t>/</w:t>
+            </w:r>
+            <w:r>
+              <w:rPr>
+                <w:b/>
+                <w:color w:val="FFFFFF"/>
+                <w:spacing w:val="-1"/>
+                <w:lang w:val="fr-MA"/>
+              </w:rPr>
+              <w:t xml:space="preserve"> </w:t>
+            </w:r>
+            <w:r>
+              <w:rPr>
+                <w:b/>
+                <w:color w:val="FFFFFF"/>
+                <w:lang w:val="fr-MA"/>
+              </w:rPr>
+              <w:t>tâche</w:t>
+            </w:r>
+            <w:r>
+              <w:rPr>
+                <w:b/>
+                <w:color w:val="FFFFFF"/>
+                <w:spacing w:val="-2"/>
+                <w:lang w:val="fr-MA"/>
+              </w:rPr>
+              <w:t xml:space="preserve"> </w:t>
+            </w:r>
+            <w:r>
+              <w:rPr>
+                <w:b/>
+                <w:color w:val="FFFFFF"/>
+                <w:lang w:val="fr-MA"/>
+              </w:rPr>
+              <w:t>/</w:t>
+            </w:r>
+            <w:r>
+              <w:rPr>
+                <w:b/>
+                <w:color w:val="FFFFFF"/>
+                <w:spacing w:val="-2"/>
+                <w:lang w:val="fr-MA"/>
+              </w:rPr>
+              <w:t xml:space="preserve"> contrôles</w:t>
+            </w:r>
+          </w:p>
+          <w:p>
+            <w:pPr>
+              <w:pStyle w:val="TableParagraph"/>
+              <w:tabs>
+                <w:tab w:val="left" w:pos="6255"/>
+                <w:tab w:val="left" w:pos="7078"/>
+              </w:tabs>
+              <w:spacing w:line="200" w:lineRule="exact"/>
+              <w:ind w:left="5473"/>
+              <w:jc w:val="center"/>
+              <w:rPr>
+                <w:b/>
+                <w:sz w:val="18"/>
+                <w:lang w:val="fr-MA"/>
+              </w:rPr>
+            </w:pPr>
+            <w:r>
+              <w:rPr>
+                <w:b/>
+                <w:color w:val="FFFFFF"/>
+                <w:spacing w:val="-5"/>
+                <w:sz w:val="18"/>
+                <w:lang w:val="fr-MA"/>
+              </w:rPr>
+              <w:t>Oui</w:t>
+            </w:r>
+            <w:r>
+              <w:rPr>
+                <w:b/>
+                <w:color w:val="FFFFFF"/>
+                <w:sz w:val="18"/>
+                <w:lang w:val="fr-MA"/>
+              </w:rPr>
+              <w:tab/>
+            </w:r>
+            <w:r>
+              <w:rPr>
+                <w:b/>
+                <w:color w:val="FFFFFF"/>
+                <w:spacing w:val="-5"/>
+                <w:sz w:val="18"/>
+                <w:lang w:val="fr-MA"/>
+              </w:rPr>
+              <w:t>Non</w:t>
+            </w:r>
+            <w:r>
+              <w:rPr>
+                <w:b/>
+                <w:color w:val="FFFFFF"/>
+                <w:sz w:val="18"/>
+                <w:lang w:val="fr-MA"/>
+              </w:rPr>
+              <w:tab/>
+            </w:r>
+            <w:r>
+              <w:rPr>
+                <w:b/>
+                <w:color w:val="FFFFFF"/>
+                <w:spacing w:val="-5"/>
+                <w:sz w:val="18"/>
+                <w:lang w:val="fr-MA"/>
+              </w:rPr>
+              <w:t>N/A</w:t>
+            </w:r>
+          </w:p>
+        </w:tc>
+        <w:tc>
+          <w:tcPr>
+            <w:tcW w:w="2821" w:type="dxa"/>
+            <w:vMerge w:val="restart"/>
+            <w:tcBorders>
+              <w:top w:val="nil"/>
+            </w:tcBorders>
+          </w:tcPr>
+          <w:p>
+            <w:pPr>
+              <w:pStyle w:val="TableParagraph"/>
+              <w:spacing w:before="43"/>
+              <w:rPr>
+                <w:lang w:val="fr-MA"/>
+              </w:rPr>
+            </w:pPr>
+          </w:p>
+          <w:p>
+            <w:pPr>
+              <w:pStyle w:val="TableParagraph"/>
+              <w:ind w:left="785"/>
+              <w:rPr>
+                <w:b/>
+              </w:rPr>
+            </w:pPr>
+            <w:r>
+              <w:rPr>
+                <w:b/>
+                <w:color w:val="FFFFFF"/>
+                <w:spacing w:val="-2"/>
+              </w:rPr>
+              <w:t>Observations</w:t>
+            </w:r>
+          </w:p>
+        </w:tc>
+      </w:tr>
+      <w:tr>
+        <w:trPr>
+          <w:trHeight w:val="567"/>
+        </w:trPr>
+        <w:tc>
+          <w:tcPr>
+            <w:tcW w:w="5472" w:type="dxa"/>
+            <w:tcBorders>
+              <w:top w:val="nil"/>
+            </w:tcBorders>
+          </w:tcPr>
+          <w:p>
+            <w:pPr>
+              <w:pStyle w:val="TableParagraph"/>
+              <w:spacing w:before="229"/>
+              <w:ind w:left="429"/>
+              <w:rPr>
+                <w:spacing w:val="-5"/>
+                <w:lang w:val="fr-MA"/>
+              </w:rPr>
+            </w:pPr>
+            <w:r>
+              <w:rPr>
+                <w:noProof/>
+                <w:lang w:eastAsia="fr-FR"/>
+              </w:rPr>
+              <mc:AlternateContent>
+                <mc:Choice Requires="wpg">
+                  <w:drawing>
+                    <wp:anchor distT="0" distB="0" distL="0" distR="0" simplePos="0" relativeHeight="251665408" behindDoc="1" locked="0" layoutInCell="1" allowOverlap="1" wp14:anchorId="22B29BC9" wp14:editId="390F428A">
+                      <wp:simplePos x="0" y="0"/>
+                      <wp:positionH relativeFrom="column">
+                        <wp:posOffset>3048</wp:posOffset>
+                      </wp:positionH>
+                      <wp:positionV relativeFrom="paragraph">
+                        <wp:posOffset>-548646</wp:posOffset>
+                      </wp:positionV>
+                      <wp:extent cx="6803390" cy="539750"/>
+                      <wp:effectExtent l="0" t="0" r="0" b="0"/>
+                      <wp:wrapNone/>
+                      <wp:docPr id="1561408740" name="Group 7"/>
+                      <wp:cNvGraphicFramePr>
+                        <a:graphicFrameLocks xmlns:a="http://schemas.openxmlformats.org/drawingml/2006/main"/>
+                      </wp:cNvGraphicFramePr>
+                      <a:graphic xmlns:a="http://schemas.openxmlformats.org/drawingml/2006/main">
+                        <a:graphicData uri="http://schemas.microsoft.com/office/word/2010/wordprocessingGroup">
+                          <wpg:wgp>
+                            <wpg:cNvGrpSpPr>
+                              <a:grpSpLocks/>
+                            </wpg:cNvGrpSpPr>
+                            <wpg:grpSpPr>
+                              <a:xfrm>
+                                <a:off x="0" y="0"/>
+                                <a:ext cx="6803390" cy="539750"/>
+                                <a:chOff x="0" y="0"/>
+                                <a:chExt cx="6803390" cy="539750"/>
+                              </a:xfrm>
+                            </wpg:grpSpPr>
+                            <wps:wsp>
+                              <wps:cNvPr id="1492681869" name="Graphic 8"/>
+                              <wps:cNvSpPr/>
+                              <wps:spPr>
+                                <a:xfrm>
+                                  <a:off x="-1" y="0"/>
+                                  <a:ext cx="6803390" cy="539750"/>
+                                </a:xfrm>
+                                <a:custGeom>
+                                  <a:avLst/>
+                                  <a:gdLst/>
+                                  <a:ahLst/>
+                                  <a:cxnLst/>
+                                  <a:rect l="l" t="t" r="r" b="b"/>
+                                  <a:pathLst>
+                                    <a:path w="6803390" h="539750">
+                                      <a:moveTo>
+                                        <a:pt x="5012436" y="0"/>
+                                      </a:moveTo>
+                                      <a:lnTo>
+                                        <a:pt x="3474720" y="0"/>
+                                      </a:lnTo>
+                                      <a:lnTo>
+                                        <a:pt x="3471672" y="0"/>
+                                      </a:lnTo>
+                                      <a:lnTo>
+                                        <a:pt x="3468624" y="0"/>
+                                      </a:lnTo>
+                                      <a:lnTo>
+                                        <a:pt x="0" y="12"/>
+                                      </a:lnTo>
+                                      <a:lnTo>
+                                        <a:pt x="0" y="539508"/>
+                                      </a:lnTo>
+                                      <a:lnTo>
+                                        <a:pt x="3468624" y="539508"/>
+                                      </a:lnTo>
+                                      <a:lnTo>
+                                        <a:pt x="3471672" y="539496"/>
+                                      </a:lnTo>
+                                      <a:lnTo>
+                                        <a:pt x="3474720" y="539496"/>
+                                      </a:lnTo>
+                                      <a:lnTo>
+                                        <a:pt x="3974592" y="539496"/>
+                                      </a:lnTo>
+                                      <a:lnTo>
+                                        <a:pt x="3977640" y="539496"/>
+                                      </a:lnTo>
+                                      <a:lnTo>
+                                        <a:pt x="4479036" y="539508"/>
+                                      </a:lnTo>
+                                      <a:lnTo>
+                                        <a:pt x="4482084" y="539496"/>
+                                      </a:lnTo>
+                                      <a:lnTo>
+                                        <a:pt x="5010899" y="539508"/>
+                                      </a:lnTo>
+                                      <a:lnTo>
+                                        <a:pt x="5010899" y="272796"/>
+                                      </a:lnTo>
+                                      <a:lnTo>
+                                        <a:pt x="5012436" y="272796"/>
+                                      </a:lnTo>
+                                      <a:lnTo>
+                                        <a:pt x="5012436" y="266712"/>
+                                      </a:lnTo>
+                                      <a:lnTo>
+                                        <a:pt x="3468624" y="266712"/>
+                                      </a:lnTo>
+                                      <a:lnTo>
+                                        <a:pt x="3471672" y="266700"/>
+                                      </a:lnTo>
+                                      <a:lnTo>
+                                        <a:pt x="3474720" y="266700"/>
+                                      </a:lnTo>
+                                      <a:lnTo>
+                                        <a:pt x="5012436" y="266700"/>
+                                      </a:lnTo>
+                                      <a:lnTo>
+                                        <a:pt x="5012436" y="0"/>
+                                      </a:lnTo>
+                                      <a:close/>
+                                    </a:path>
+                                    <a:path w="6803390" h="539750">
+                                      <a:moveTo>
+                                        <a:pt x="6803136" y="12"/>
+                                      </a:moveTo>
+                                      <a:lnTo>
+                                        <a:pt x="5018519" y="12"/>
+                                      </a:lnTo>
+                                      <a:lnTo>
+                                        <a:pt x="5018519" y="539508"/>
+                                      </a:lnTo>
+                                      <a:lnTo>
+                                        <a:pt x="6803136" y="539508"/>
+                                      </a:lnTo>
+                                      <a:lnTo>
+                                        <a:pt x="6803136" y="12"/>
+                                      </a:lnTo>
+                                      <a:close/>
+                                    </a:path>
+                                  </a:pathLst>
+                                </a:custGeom>
+                                <a:solidFill>
+                                  <a:srgbClr val="1A297F"/>
+                                </a:solidFill>
+                              </wps:spPr>
+                              <wps:bodyPr wrap="square" lIns="0" tIns="0" rIns="0" bIns="0" rtlCol="0">
+                                <a:prstTxWarp prst="textNoShape">
+                                  <a:avLst/>
+                                </a:prstTxWarp>
+                                <a:noAutofit/>
+                              </wps:bodyPr>
+                            </wps:wsp>
+                          </wpg:wgp>
+                        </a:graphicData>
+                      </a:graphic>
+                    </wp:anchor>
+                  </w:drawing>
+                </mc:Choice>
+                <mc:Fallback>
+                  <w:pict>
+                    <v:group w14:anchorId="3F08232F" id="Group 7" o:spid="_x0000_s1026" style="position:absolute;margin-left:.25pt;margin-top:-43.2pt;width:535.7pt;height:42.5pt;z-index:-251651072;mso-wrap-distance-left:0;mso-wrap-distance-right:0" coordsize="68033,5397" o:gfxdata="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">
+                      <v:shape id="Graphic 8" o:spid="_x0000_s1027" style="position:absolute;width:68033;height:5397;visibility:visible;mso-wrap-style:square;v-text-anchor:top" coordsize="6803390,539750" o:gfxdata="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" path="m5012436,l3474720,r-3048,l3468624,,,12,,539508r3468624,l3471672,539496r3048,l3974592,539496r3048,l4479036,539508r3048,-12l5010899,539508r,-266712l5012436,272796r,-6084l3468624,266712r3048,-12l3474720,266700r1537716,l5012436,xem6803136,12r-1784617,l5018519,539508r1784617,l6803136,12xe" fillcolor="#1a297f" stroked="f">
+                        <v:path arrowok="t"/>
+                      </v:shape>
+                    </v:group>
+                  </w:pict>
+                </mc:Fallback>
+              </mc:AlternateContent>
+            </w:r>
+            <w:r>
+              <w:rPr>
+                <w:lang w:val="fr-MA"/>
+              </w:rPr>
+              <w:t>10.</w:t>
+            </w:r>
+            <w:r>
+              <w:rPr>
+                <w:spacing w:val="41"/>
+                <w:lang w:val="fr-MA"/>
+              </w:rPr>
+              <w:t xml:space="preserve">  </w:t>
+            </w:r>
+            <w:r>
+              <w:rPr>
+                <w:lang w:val="fr-MA"/>
+              </w:rPr>
+              <w:t>Exécution</w:t>
+            </w:r>
+            <w:r>
+              <w:rPr>
+                <w:spacing w:val="-3"/>
+                <w:lang w:val="fr-MA"/>
+              </w:rPr>
+              <w:t xml:space="preserve"> </w:t>
+            </w:r>
+            <w:r>
+              <w:rPr>
+                <w:lang w:val="fr-MA"/>
+              </w:rPr>
+              <w:t>de</w:t>
+            </w:r>
+            <w:r>
+              <w:rPr>
+                <w:spacing w:val="-1"/>
+                <w:lang w:val="fr-MA"/>
+              </w:rPr>
+              <w:t xml:space="preserve"> </w:t>
+            </w:r>
+            <w:r>
+              <w:rPr>
+                <w:lang w:val="fr-MA"/>
+              </w:rPr>
+              <w:t>la couche</w:t>
+            </w:r>
+            <w:r>
+              <w:rPr>
+                <w:spacing w:val="-2"/>
+                <w:lang w:val="fr-MA"/>
+              </w:rPr>
+              <w:t xml:space="preserve"> </w:t>
+            </w:r>
+            <w:r>
+              <w:rPr>
+                <w:spacing w:val="-5"/>
+                <w:lang w:val="fr-MA"/>
+              </w:rPr>
+              <w:t>n°</w:t>
+            </w:r>
+            <w:r>
+              <w:rPr>
+                <w:lang w:val="fr-MA"/>
+              </w:rPr>
+              <w:tab/>
+            </w:r>
+            <w:r>
+              <w:rPr>
+                <w:spacing w:val="-5"/>
+                <w:lang w:val="fr-MA"/>
+              </w:rPr>
+              <w:t>e=</w:t>
+            </w:r>
+          </w:p>
+        </w:tc>
+        <w:tc>
+          <w:tcPr>
+            <w:tcW w:w="797" w:type="dxa"/>
+            <w:tcBorders>
+              <w:top w:val="nil"/>
+            </w:tcBorders>
+          </w:tcPr>
+          <w:p>
+            <w:pPr>
+              <w:pStyle w:val="TableParagraph"/>
+              <w:jc w:val="center"/>
+              <w:rPr>
+                <w:sz w:val="20"/>
+                <w:lang w:val="fr-MA"/>
+              </w:rPr>
+            </w:pPr>
+          </w:p>
+        </w:tc>
+        <w:tc>
+          <w:tcPr>
+            <w:tcW w:w="795" w:type="dxa"/>
+            <w:tcBorders>
+              <w:top w:val="nil"/>
+            </w:tcBorders>
+            <w:vAlign w:val="center"/>
+          </w:tcPr>
+          <w:p>
+            <w:pPr>
+              <w:pStyle w:val="TableParagraph"/>
+              <w:jc w:val="center"/>
+              <w:rPr>
+                <w:sz w:val="20"/>
+                <w:lang w:val="fr-MA"/>
+              </w:rPr>
+            </w:pPr>
+          </w:p>
+        </w:tc>
+        <w:tc>
+          <w:tcPr>
+            <w:tcW w:w="841" w:type="dxa"/>
+            <w:tcBorders>
+              <w:top w:val="nil"/>
+            </w:tcBorders>
+            <w:vAlign w:val="center"/>
+          </w:tcPr>
+          <w:p>
+            <w:pPr>
+              <w:pStyle w:val="TableParagraph"/>
+              <w:jc w:val="center"/>
+              <w:rPr>
+                <w:sz w:val="20"/>
+                <w:lang w:val="fr-MA"/>
+              </w:rPr>
+            </w:pPr>
+          </w:p>
+        </w:tc>
+        <w:tc>
+          <w:tcPr>
+            <w:tcW w:w="2821" w:type="dxa"/>
+            <w:vMerge/>
+            <w:tcBorders>
+              <w:top w:val="nil"/>
+            </w:tcBorders>
+          </w:tcPr>
+          <w:p>
+            <w:pPr>
+              <w:rPr>
+                <w:sz w:val="2"/>
+                <w:szCs w:val="2"/>
+                <w:lang w:val="fr-MA"/>
+              </w:rPr>
+            </w:pPr>
+          </w:p>
+        </w:tc>
+      </w:tr>
+      <w:tr>
+        <w:trPr>
+          <w:trHeight w:val="567"/>
+        </w:trPr>
+        <w:tc>
+          <w:tcPr>
+            <w:tcW w:w="5472" w:type="dxa"/>
+          </w:tcPr>
+          <w:p>
+            <w:pPr>
+              <w:pStyle w:val="TableParagraph"/>
+              <w:spacing w:before="233"/>
+              <w:ind w:left="429"/>
+              <w:rPr>
+                <w:lang w:val="fr-FR"/>
+              </w:rPr>
+            </w:pPr>
+            <w:r>
+              <w:rPr>
+                <w:lang w:val="fr-MA"/>
+              </w:rPr>
+              <w:t>11.</w:t>
+            </w:r>
+            <w:r>
+              <w:rPr>
+                <w:spacing w:val="41"/>
+                <w:lang w:val="fr-MA"/>
+              </w:rPr>
+              <w:t xml:space="preserve">  </w:t>
+            </w:r>
+            <w:r>
+              <w:rPr>
+                <w:lang w:val="fr-MA"/>
+              </w:rPr>
+              <w:t>Exécution</w:t>
+            </w:r>
+            <w:r>
+              <w:rPr>
+                <w:spacing w:val="-3"/>
+                <w:lang w:val="fr-MA"/>
+              </w:rPr>
+              <w:t xml:space="preserve"> </w:t>
+            </w:r>
+            <w:r>
+              <w:rPr>
+                <w:lang w:val="fr-MA"/>
+              </w:rPr>
+              <w:t>de</w:t>
+            </w:r>
+            <w:r>
+              <w:rPr>
+                <w:spacing w:val="-1"/>
+                <w:lang w:val="fr-MA"/>
+              </w:rPr>
+              <w:t xml:space="preserve"> </w:t>
+            </w:r>
+            <w:r>
+              <w:rPr>
+                <w:lang w:val="fr-MA"/>
+              </w:rPr>
+              <w:t>la couche</w:t>
+            </w:r>
+            <w:r>
+              <w:rPr>
+                <w:spacing w:val="-2"/>
+                <w:lang w:val="fr-MA"/>
+              </w:rPr>
+              <w:t xml:space="preserve"> </w:t>
+            </w:r>
+            <w:r>
+              <w:rPr>
+                <w:spacing w:val="-5"/>
+                <w:lang w:val="fr-MA"/>
+              </w:rPr>
+              <w:t>n°</w:t>
+            </w:r>
+            <w:r>
+              <w:rPr>
+                <w:lang w:val="fr-MA"/>
+              </w:rPr>
+              <w:tab/>
+            </w:r>
+            <w:r>
+              <w:rPr>
+                <w:spacing w:val="-5"/>
+                <w:lang w:val="fr-MA"/>
+              </w:rPr>
+              <w:t>e=</w:t>
+            </w:r>
+          </w:p>
+        </w:tc>
+        <w:tc>
+          <w:tcPr>
+            <w:tcW w:w="797" w:type="dxa"/>
+          </w:tcPr>
+          <w:p>
+            <w:pPr>
+              <w:pStyle w:val="TableParagraph"/>
+              <w:jc w:val="center"/>
+              <w:rPr>
+                <w:sz w:val="20"/>
+              </w:rPr>
+            </w:pPr>
+          </w:p>
+        </w:tc>
+        <w:tc>
+          <w:tcPr>
+            <w:tcW w:w="795" w:type="dxa"/>
+            <w:vAlign w:val="center"/>
+          </w:tcPr>
+          <w:p>
+            <w:pPr>
+              <w:pStyle w:val="TableParagraph"/>
+              <w:jc w:val="center"/>
+              <w:rPr>
+                <w:sz w:val="20"/>
+              </w:rPr>
+            </w:pPr>
+          </w:p>
+        </w:tc>
+        <w:tc>
+          <w:tcPr>
+            <w:tcW w:w="841" w:type="dxa"/>
+            <w:vAlign w:val="center"/>
+          </w:tcPr>
+          <w:p>
+            <w:pPr>
+              <w:pStyle w:val="TableParagraph"/>
+              <w:jc w:val="center"/>
+              <w:rPr>
+                <w:sz w:val="20"/>
+              </w:rPr>
+            </w:pPr>
+          </w:p>
+        </w:tc>
+        <w:tc>
+          <w:tcPr>
+            <w:tcW w:w="2821" w:type="dxa"/>
+          </w:tcPr>
+          <w:p>
+            <w:pPr>
+              <w:pStyle w:val="TableParagraph"/>
+              <w:rPr>
+                <w:sz w:val="20"/>
+              </w:rPr>
+            </w:pPr>
+          </w:p>
+        </w:tc>
+      </w:tr>
+      <w:tr>
+        <w:trPr>
+          <w:trHeight w:val="567"/>
+        </w:trPr>
+        <w:tc>
+          <w:tcPr>
+            <w:tcW w:w="5472" w:type="dxa"/>
+          </w:tcPr>
+          <w:p>
+            <w:pPr>
+              <w:pStyle w:val="TableParagraph"/>
+              <w:spacing w:before="233"/>
+              <w:ind w:left="429"/>
+              <w:rPr>
+                <w:lang w:val="fr-FR"/>
+              </w:rPr>
+            </w:pPr>
+            <w:r>
+              <w:rPr>
+                <w:lang w:val="fr-MA"/>
+              </w:rPr>
+              <w:t>12.</w:t>
+            </w:r>
+            <w:r>
+              <w:rPr>
+                <w:spacing w:val="41"/>
+                <w:lang w:val="fr-MA"/>
+              </w:rPr>
+              <w:t xml:space="preserve">  </w:t>
+            </w:r>
+            <w:r>
+              <w:rPr>
+                <w:lang w:val="fr-MA"/>
+              </w:rPr>
+              <w:t>Exécution</w:t>
+            </w:r>
+            <w:r>
+              <w:rPr>
+                <w:spacing w:val="-3"/>
+                <w:lang w:val="fr-MA"/>
+              </w:rPr>
+              <w:t xml:space="preserve"> </w:t>
+            </w:r>
+            <w:r>
+              <w:rPr>
+                <w:lang w:val="fr-MA"/>
+              </w:rPr>
+              <w:t>de</w:t>
+            </w:r>
+            <w:r>
+              <w:rPr>
+                <w:spacing w:val="-1"/>
+                <w:lang w:val="fr-MA"/>
+              </w:rPr>
+              <w:t xml:space="preserve"> </w:t>
+            </w:r>
+            <w:r>
+              <w:rPr>
+                <w:lang w:val="fr-MA"/>
+              </w:rPr>
+              <w:t>la couche</w:t>
+            </w:r>
+            <w:r>
+              <w:rPr>
+                <w:spacing w:val="-2"/>
+                <w:lang w:val="fr-MA"/>
+              </w:rPr>
+              <w:t xml:space="preserve"> </w:t>
+            </w:r>
+            <w:r>
+              <w:rPr>
+                <w:spacing w:val="-5"/>
+                <w:lang w:val="fr-MA"/>
+              </w:rPr>
+              <w:t>n°</w:t>
+            </w:r>
+            <w:r>
+              <w:rPr>
+                <w:lang w:val="fr-MA"/>
+              </w:rPr>
+              <w:tab/>
+            </w:r>
+            <w:r>
+              <w:rPr>
+                <w:spacing w:val="-5"/>
+                <w:lang w:val="fr-MA"/>
+              </w:rPr>
+              <w:t>e=</w:t>
+            </w:r>
+          </w:p>
+        </w:tc>
+        <w:tc>
+          <w:tcPr>
+            <w:tcW w:w="797" w:type="dxa"/>
+          </w:tcPr>
+          <w:p>
+            <w:pPr>
+              <w:pStyle w:val="TableParagraph"/>
+              <w:jc w:val="center"/>
+              <w:rPr>
+                <w:sz w:val="20"/>
+              </w:rPr>
+            </w:pPr>
+          </w:p>
+        </w:tc>
+        <w:tc>
+          <w:tcPr>
+            <w:tcW w:w="795" w:type="dxa"/>
+            <w:vAlign w:val="center"/>
+          </w:tcPr>
+          <w:p>
+            <w:pPr>
+              <w:pStyle w:val="TableParagraph"/>
+              <w:jc w:val="center"/>
+              <w:rPr>
+                <w:sz w:val="20"/>
+              </w:rPr>
+            </w:pPr>
+          </w:p>
+        </w:tc>
+        <w:tc>
+          <w:tcPr>
+            <w:tcW w:w="841" w:type="dxa"/>
+            <w:vAlign w:val="center"/>
+          </w:tcPr>
+          <w:p>
+            <w:pPr>
+              <w:pStyle w:val="TableParagraph"/>
+              <w:jc w:val="center"/>
+              <w:rPr>
+                <w:sz w:val="20"/>
+              </w:rPr>
+            </w:pPr>
+          </w:p>
+        </w:tc>
+        <w:tc>
+          <w:tcPr>
+            <w:tcW w:w="2821" w:type="dxa"/>
+          </w:tcPr>
+          <w:p>
+            <w:pPr>
+              <w:pStyle w:val="TableParagraph"/>
+              <w:rPr>
+                <w:sz w:val="20"/>
+              </w:rPr>
+            </w:pPr>
+          </w:p>
+        </w:tc>
+      </w:tr>
+      <w:tr>
+        <w:trPr>
+          <w:trHeight w:val="567"/>
+        </w:trPr>
+        <w:tc>
+          <w:tcPr>
+            <w:tcW w:w="5472" w:type="dxa"/>
+          </w:tcPr>
+          <w:p>
+            <w:pPr>
+              <w:pStyle w:val="TableParagraph"/>
+              <w:spacing w:before="233"/>
+              <w:ind w:left="429"/>
+              <w:rPr>
+                <w:lang w:val="fr-FR"/>
+              </w:rPr>
+            </w:pPr>
+            <w:r>
+              <w:rPr>
+                <w:lang w:val="fr-MA"/>
+              </w:rPr>
+              <w:t>13.</w:t>
+            </w:r>
+            <w:r>
+              <w:rPr>
+                <w:spacing w:val="41"/>
+                <w:lang w:val="fr-MA"/>
+              </w:rPr>
+              <w:t xml:space="preserve">  </w:t>
+            </w:r>
+            <w:r>
+              <w:rPr>
+                <w:lang w:val="fr-MA"/>
+              </w:rPr>
+              <w:t>Exécution</w:t>
+            </w:r>
+            <w:r>
+              <w:rPr>
+                <w:spacing w:val="-3"/>
+                <w:lang w:val="fr-MA"/>
+              </w:rPr>
+              <w:t xml:space="preserve"> </w:t>
+            </w:r>
+            <w:r>
+              <w:rPr>
+                <w:lang w:val="fr-MA"/>
+              </w:rPr>
+              <w:t>de</w:t>
+            </w:r>
+            <w:r>
+              <w:rPr>
+                <w:spacing w:val="-1"/>
+                <w:lang w:val="fr-MA"/>
+              </w:rPr>
+              <w:t xml:space="preserve"> </w:t>
+            </w:r>
+            <w:r>
+              <w:rPr>
+                <w:lang w:val="fr-MA"/>
+              </w:rPr>
+              <w:t>la couche</w:t>
+            </w:r>
+            <w:r>
+              <w:rPr>
+                <w:spacing w:val="-2"/>
+                <w:lang w:val="fr-MA"/>
+              </w:rPr>
+              <w:t xml:space="preserve"> </w:t>
+            </w:r>
+            <w:r>
+              <w:rPr>
+                <w:spacing w:val="-5"/>
+                <w:lang w:val="fr-MA"/>
+              </w:rPr>
+              <w:t>n°</w:t>
+            </w:r>
+            <w:r>
+              <w:rPr>
+                <w:lang w:val="fr-MA"/>
+              </w:rPr>
+              <w:tab/>
+            </w:r>
+            <w:r>
+              <w:rPr>
+                <w:spacing w:val="-5"/>
+                <w:lang w:val="fr-MA"/>
+              </w:rPr>
+              <w:t>e=</w:t>
+            </w:r>
+          </w:p>
+        </w:tc>
+        <w:tc>
+          <w:tcPr>
+            <w:tcW w:w="797" w:type="dxa"/>
+          </w:tcPr>
+          <w:p>
+            <w:pPr>
+              <w:pStyle w:val="TableParagraph"/>
+              <w:jc w:val="center"/>
+              <w:rPr>
+                <w:sz w:val="20"/>
+              </w:rPr>
+            </w:pPr>
+          </w:p>
+        </w:tc>
+        <w:tc>
+          <w:tcPr>
+            <w:tcW w:w="795" w:type="dxa"/>
+            <w:vAlign w:val="center"/>
+          </w:tcPr>
+          <w:p>
+            <w:pPr>
+              <w:pStyle w:val="TableParagraph"/>
+              <w:jc w:val="center"/>
+              <w:rPr>
+                <w:sz w:val="20"/>
+              </w:rPr>
+            </w:pPr>
+          </w:p>
+        </w:tc>
+        <w:tc>
+          <w:tcPr>
+            <w:tcW w:w="841" w:type="dxa"/>
+            <w:vAlign w:val="center"/>
+          </w:tcPr>
+          <w:p>
+            <w:pPr>
+              <w:pStyle w:val="TableParagraph"/>
+              <w:jc w:val="center"/>
+              <w:rPr>
+                <w:sz w:val="20"/>
+              </w:rPr>
+            </w:pPr>
+          </w:p>
+        </w:tc>
+        <w:tc>
+          <w:tcPr>
+            <w:tcW w:w="2821" w:type="dxa"/>
+          </w:tcPr>
+          <w:p>
+            <w:pPr>
+              <w:pStyle w:val="TableParagraph"/>
+              <w:rPr>
+                <w:sz w:val="20"/>
+              </w:rPr>
+            </w:pPr>
+          </w:p>
+        </w:tc>
+      </w:tr>
+      <w:tr>
+        <w:trPr>
+          <w:trHeight w:val="567"/>
+        </w:trPr>
+        <w:tc>
+          <w:tcPr>
+            <w:tcW w:w="5472" w:type="dxa"/>
+          </w:tcPr>
+          <w:p>
+            <w:pPr>
+              <w:pStyle w:val="TableParagraph"/>
+              <w:tabs>
+                <w:tab w:val="left" w:pos="3474"/>
+              </w:tabs>
+              <w:spacing w:before="233"/>
+              <w:ind w:left="429"/>
+              <w:rPr>
+                <w:lang w:val="fr-MA"/>
+              </w:rPr>
+            </w:pPr>
+            <w:r>
+              <w:rPr>
+                <w:lang w:val="fr-MA"/>
+              </w:rPr>
+              <w:t>14.</w:t>
+            </w:r>
+            <w:r>
+              <w:rPr>
+                <w:spacing w:val="41"/>
+                <w:lang w:val="fr-MA"/>
+              </w:rPr>
+              <w:t xml:space="preserve">  </w:t>
+            </w:r>
+            <w:r>
+              <w:rPr>
+                <w:lang w:val="fr-MA"/>
+              </w:rPr>
+              <w:t>Exécution</w:t>
+            </w:r>
+            <w:r>
+              <w:rPr>
+                <w:spacing w:val="-3"/>
+                <w:lang w:val="fr-MA"/>
+              </w:rPr>
+              <w:t xml:space="preserve"> </w:t>
+            </w:r>
+            <w:r>
+              <w:rPr>
+                <w:lang w:val="fr-MA"/>
+              </w:rPr>
+              <w:t>de</w:t>
+            </w:r>
+            <w:r>
+              <w:rPr>
+                <w:spacing w:val="-1"/>
+                <w:lang w:val="fr-MA"/>
+              </w:rPr>
+              <w:t xml:space="preserve"> </w:t>
+            </w:r>
+            <w:r>
+              <w:rPr>
+                <w:lang w:val="fr-MA"/>
+              </w:rPr>
+              <w:t>la couche</w:t>
+            </w:r>
+            <w:r>
+              <w:rPr>
+                <w:spacing w:val="-2"/>
+                <w:lang w:val="fr-MA"/>
+              </w:rPr>
+              <w:t xml:space="preserve"> </w:t>
+            </w:r>
+            <w:r>
+              <w:rPr>
+                <w:spacing w:val="-5"/>
+                <w:lang w:val="fr-MA"/>
+              </w:rPr>
+              <w:t>n°</w:t>
+            </w:r>
+            <w:r>
+              <w:rPr>
+                <w:lang w:val="fr-MA"/>
+              </w:rPr>
+              <w:tab/>
+            </w:r>
+            <w:r>
+              <w:rPr>
+                <w:spacing w:val="-5"/>
+                <w:lang w:val="fr-MA"/>
+              </w:rPr>
+              <w:t>e=</w:t>
+            </w:r>
+          </w:p>
+        </w:tc>
+        <w:tc>
+          <w:tcPr>
+            <w:tcW w:w="797" w:type="dxa"/>
+            <w:vAlign w:val="center"/>
+          </w:tcPr>
+          <w:p>
+            <w:pPr>
+              <w:pStyle w:val="TableParagraph"/>
+              <w:jc w:val="center"/>
+              <w:rPr>
+                <w:sz w:val="20"/>
+                <w:lang w:val="fr-MA"/>
+              </w:rPr>
+            </w:pPr>
+          </w:p>
+        </w:tc>
+        <w:tc>
+          <w:tcPr>
+            <w:tcW w:w="795" w:type="dxa"/>
+            <w:vAlign w:val="center"/>
+          </w:tcPr>
+          <w:p>
+            <w:pPr>
+              <w:pStyle w:val="TableParagraph"/>
+              <w:jc w:val="center"/>
+              <w:rPr>
+                <w:sz w:val="20"/>
+                <w:lang w:val="fr-MA"/>
+              </w:rPr>
+            </w:pPr>
+          </w:p>
+        </w:tc>
+        <w:tc>
+          <w:tcPr>
+            <w:tcW w:w="841" w:type="dxa"/>
+            <w:vAlign w:val="center"/>
+          </w:tcPr>
+          <w:p>
+            <w:pPr>
+              <w:pStyle w:val="TableParagraph"/>
+              <w:jc w:val="center"/>
+              <w:rPr>
+                <w:sz w:val="20"/>
+                <w:lang w:val="fr-MA"/>
+              </w:rPr>
+            </w:pPr>
+          </w:p>
+        </w:tc>
+        <w:tc>
+          <w:tcPr>
+            <w:tcW w:w="2821" w:type="dxa"/>
+          </w:tcPr>
+          <w:p>
+            <w:pPr>
+              <w:pStyle w:val="TableParagraph"/>
+              <w:rPr>
+                <w:sz w:val="20"/>
+                <w:lang w:val="fr-MA"/>
+              </w:rPr>
+            </w:pPr>
+          </w:p>
+        </w:tc>
+      </w:tr>
+      <w:tr>
+        <w:trPr>
+          <w:trHeight w:val="567"/>
+        </w:trPr>
+        <w:tc>
+          <w:tcPr>
+            <w:tcW w:w="5472" w:type="dxa"/>
+          </w:tcPr>
+          <w:p>
+            <w:pPr>
+              <w:pStyle w:val="TableParagraph"/>
+              <w:tabs>
+                <w:tab w:val="left" w:pos="3474"/>
+              </w:tabs>
+              <w:spacing w:before="233"/>
+              <w:ind w:left="429"/>
+              <w:rPr>
+                <w:lang w:val="fr-MA"/>
+              </w:rPr>
+            </w:pPr>
+            <w:r>
+              <w:rPr>
+                <w:lang w:val="fr-MA"/>
+              </w:rPr>
+              <w:t>15.</w:t>
+            </w:r>
+            <w:r>
+              <w:rPr>
+                <w:spacing w:val="41"/>
+                <w:lang w:val="fr-MA"/>
+              </w:rPr>
+              <w:t xml:space="preserve">  </w:t>
+            </w:r>
+            <w:r>
+              <w:rPr>
+                <w:lang w:val="fr-MA"/>
+              </w:rPr>
+              <w:t>Exécution</w:t>
+            </w:r>
+            <w:r>
+              <w:rPr>
+                <w:spacing w:val="-3"/>
+                <w:lang w:val="fr-MA"/>
+              </w:rPr>
+              <w:t xml:space="preserve"> </w:t>
+            </w:r>
+            <w:r>
+              <w:rPr>
+                <w:lang w:val="fr-MA"/>
+              </w:rPr>
+              <w:t>de</w:t>
+            </w:r>
+            <w:r>
+              <w:rPr>
+                <w:spacing w:val="-1"/>
+                <w:lang w:val="fr-MA"/>
+              </w:rPr>
+              <w:t xml:space="preserve"> </w:t>
+            </w:r>
+            <w:r>
+              <w:rPr>
+                <w:lang w:val="fr-MA"/>
+              </w:rPr>
+              <w:t>la couche</w:t>
+            </w:r>
+            <w:r>
+              <w:rPr>
+                <w:spacing w:val="-2"/>
+                <w:lang w:val="fr-MA"/>
+              </w:rPr>
+              <w:t xml:space="preserve"> </w:t>
+            </w:r>
+            <w:r>
+              <w:rPr>
+                <w:spacing w:val="-5"/>
+                <w:lang w:val="fr-MA"/>
+              </w:rPr>
+              <w:t>n°</w:t>
+            </w:r>
+            <w:r>
+              <w:rPr>
+                <w:lang w:val="fr-MA"/>
+              </w:rPr>
+              <w:tab/>
+            </w:r>
+            <w:r>
+              <w:rPr>
+                <w:spacing w:val="-5"/>
+                <w:lang w:val="fr-MA"/>
+              </w:rPr>
+              <w:t>e=</w:t>
+            </w:r>
+          </w:p>
+        </w:tc>
+        <w:tc>
+          <w:tcPr>
+            <w:tcW w:w="797" w:type="dxa"/>
+            <w:vAlign w:val="center"/>
+          </w:tcPr>
+          <w:p>
+            <w:pPr>
+              <w:pStyle w:val="TableParagraph"/>
+              <w:jc w:val="center"/>
+              <w:rPr>
+                <w:sz w:val="20"/>
+                <w:lang w:val="fr-MA"/>
+              </w:rPr>
+            </w:pPr>
+          </w:p>
+        </w:tc>
+        <w:tc>
+          <w:tcPr>
+            <w:tcW w:w="795" w:type="dxa"/>
+            <w:vAlign w:val="center"/>
+          </w:tcPr>
+          <w:p>
+            <w:pPr>
+              <w:pStyle w:val="TableParagraph"/>
+              <w:jc w:val="center"/>
+              <w:rPr>
+                <w:sz w:val="20"/>
+                <w:lang w:val="fr-MA"/>
+              </w:rPr>
+            </w:pPr>
+          </w:p>
+        </w:tc>
+        <w:tc>
+          <w:tcPr>
+            <w:tcW w:w="841" w:type="dxa"/>
+            <w:vAlign w:val="center"/>
+          </w:tcPr>
+          <w:p>
+            <w:pPr>
+              <w:pStyle w:val="TableParagraph"/>
+              <w:jc w:val="center"/>
+              <w:rPr>
+                <w:sz w:val="20"/>
+                <w:lang w:val="fr-MA"/>
+              </w:rPr>
+            </w:pPr>
+          </w:p>
+        </w:tc>
+        <w:tc>
+          <w:tcPr>
+            <w:tcW w:w="2821" w:type="dxa"/>
+          </w:tcPr>
+          <w:p>
+            <w:pPr>
+              <w:pStyle w:val="TableParagraph"/>
+              <w:rPr>
+                <w:sz w:val="20"/>
+                <w:lang w:val="fr-MA"/>
+              </w:rPr>
+            </w:pPr>
+          </w:p>
+        </w:tc>
+      </w:tr>
+      <w:tr>
+        <w:trPr>
+          <w:trHeight w:val="567"/>
+        </w:trPr>
+        <w:tc>
+          <w:tcPr>
+            <w:tcW w:w="5472" w:type="dxa"/>
+          </w:tcPr>
+          <w:p>
+            <w:pPr>
+              <w:pStyle w:val="TableParagraph"/>
+              <w:tabs>
+                <w:tab w:val="left" w:pos="3474"/>
+              </w:tabs>
+              <w:spacing w:before="236"/>
+              <w:ind w:left="429"/>
+              <w:rPr>
+                <w:lang w:val="fr-MA"/>
+              </w:rPr>
+            </w:pPr>
+            <w:r>
+              <w:rPr>
+                <w:lang w:val="fr-MA"/>
+              </w:rPr>
+              <w:t>16.</w:t>
+            </w:r>
+            <w:r>
+              <w:rPr>
+                <w:spacing w:val="41"/>
+                <w:lang w:val="fr-MA"/>
+              </w:rPr>
+              <w:t xml:space="preserve">  </w:t>
+            </w:r>
+            <w:r>
+              <w:rPr>
+                <w:lang w:val="fr-MA"/>
+              </w:rPr>
+              <w:t>Exécution</w:t>
+            </w:r>
+            <w:r>
+              <w:rPr>
+                <w:spacing w:val="-3"/>
+                <w:lang w:val="fr-MA"/>
+              </w:rPr>
+              <w:t xml:space="preserve"> </w:t>
+            </w:r>
+            <w:r>
+              <w:rPr>
+                <w:lang w:val="fr-MA"/>
+              </w:rPr>
+              <w:t>de</w:t>
+            </w:r>
+            <w:r>
+              <w:rPr>
+                <w:spacing w:val="-1"/>
+                <w:lang w:val="fr-MA"/>
+              </w:rPr>
+              <w:t xml:space="preserve"> </w:t>
+            </w:r>
+            <w:r>
+              <w:rPr>
+                <w:lang w:val="fr-MA"/>
+              </w:rPr>
+              <w:t>la couche</w:t>
+            </w:r>
+            <w:r>
+              <w:rPr>
+                <w:spacing w:val="-2"/>
+                <w:lang w:val="fr-MA"/>
+              </w:rPr>
+              <w:t xml:space="preserve"> </w:t>
+            </w:r>
+            <w:r>
+              <w:rPr>
+                <w:spacing w:val="-5"/>
+                <w:lang w:val="fr-MA"/>
+              </w:rPr>
+              <w:t>n°</w:t>
+            </w:r>
+            <w:r>
+              <w:rPr>
+                <w:lang w:val="fr-MA"/>
+              </w:rPr>
+              <w:tab/>
+            </w:r>
+            <w:r>
+              <w:rPr>
+                <w:spacing w:val="-5"/>
+                <w:lang w:val="fr-MA"/>
+              </w:rPr>
+              <w:t>e=</w:t>
+            </w:r>
+          </w:p>
+        </w:tc>
+        <w:tc>
+          <w:tcPr>
+            <w:tcW w:w="797" w:type="dxa"/>
+            <w:vAlign w:val="center"/>
+          </w:tcPr>
+          <w:p>
+            <w:pPr>
+              <w:pStyle w:val="TableParagraph"/>
+              <w:jc w:val="center"/>
+              <w:rPr>
+                <w:sz w:val="20"/>
+                <w:lang w:val="fr-MA"/>
+              </w:rPr>
+            </w:pPr>
+          </w:p>
+        </w:tc>
+        <w:tc>
+          <w:tcPr>
+            <w:tcW w:w="795" w:type="dxa"/>
+            <w:vAlign w:val="center"/>
+          </w:tcPr>
+          <w:p>
+            <w:pPr>
+              <w:pStyle w:val="TableParagraph"/>
+              <w:jc w:val="center"/>
+              <w:rPr>
+                <w:sz w:val="20"/>
+                <w:lang w:val="fr-MA"/>
+              </w:rPr>
+            </w:pPr>
+          </w:p>
+        </w:tc>
+        <w:tc>
+          <w:tcPr>
+            <w:tcW w:w="841" w:type="dxa"/>
+            <w:vAlign w:val="center"/>
+          </w:tcPr>
+          <w:p>
+            <w:pPr>
+              <w:pStyle w:val="TableParagraph"/>
+              <w:jc w:val="center"/>
+              <w:rPr>
+                <w:sz w:val="20"/>
+                <w:lang w:val="fr-MA"/>
+              </w:rPr>
+            </w:pPr>
+          </w:p>
+        </w:tc>
+        <w:tc>
+          <w:tcPr>
+            <w:tcW w:w="2821" w:type="dxa"/>
+          </w:tcPr>
+          <w:p>
+            <w:pPr>
+              <w:pStyle w:val="TableParagraph"/>
+              <w:rPr>
+                <w:sz w:val="20"/>
+                <w:lang w:val="fr-MA"/>
+              </w:rPr>
+            </w:pPr>
+          </w:p>
+        </w:tc>
+      </w:tr>
+      <w:tr>
+        <w:trPr>
+          <w:trHeight w:val="567"/>
+        </w:trPr>
+        <w:tc>
+          <w:tcPr>
+            <w:tcW w:w="5472" w:type="dxa"/>
+          </w:tcPr>
+          <w:p>
+            <w:pPr>
+              <w:pStyle w:val="TableParagraph"/>
+              <w:tabs>
+                <w:tab w:val="left" w:pos="3474"/>
+              </w:tabs>
+              <w:spacing w:before="236"/>
+              <w:ind w:left="429"/>
+              <w:rPr>
+                <w:lang w:val="fr-MA"/>
+              </w:rPr>
+            </w:pPr>
+            <w:r>
+              <w:rPr>
+                <w:lang w:val="fr-MA"/>
+              </w:rPr>
+              <w:t>17.</w:t>
+            </w:r>
+            <w:r>
+              <w:rPr>
+                <w:spacing w:val="41"/>
+                <w:lang w:val="fr-MA"/>
+              </w:rPr>
+              <w:t xml:space="preserve">  </w:t>
+            </w:r>
+            <w:r>
+              <w:rPr>
+                <w:lang w:val="fr-MA"/>
+              </w:rPr>
+              <w:t>Exécution</w:t>
+            </w:r>
+            <w:r>
+              <w:rPr>
+                <w:spacing w:val="-3"/>
+                <w:lang w:val="fr-MA"/>
+              </w:rPr>
+              <w:t xml:space="preserve"> </w:t>
+            </w:r>
+            <w:r>
+              <w:rPr>
+                <w:lang w:val="fr-MA"/>
+              </w:rPr>
+              <w:t>de</w:t>
+            </w:r>
+            <w:r>
+              <w:rPr>
+                <w:spacing w:val="-1"/>
+                <w:lang w:val="fr-MA"/>
+              </w:rPr>
+              <w:t xml:space="preserve"> </w:t>
+            </w:r>
+            <w:r>
+              <w:rPr>
+                <w:lang w:val="fr-MA"/>
+              </w:rPr>
+              <w:t>la couche</w:t>
+            </w:r>
+            <w:r>
+              <w:rPr>
+                <w:spacing w:val="-2"/>
+                <w:lang w:val="fr-MA"/>
+              </w:rPr>
+              <w:t xml:space="preserve"> </w:t>
+            </w:r>
+            <w:r>
+              <w:rPr>
+                <w:spacing w:val="-5"/>
+                <w:lang w:val="fr-MA"/>
+              </w:rPr>
+              <w:t>n°</w:t>
+            </w:r>
+            <w:r>
+              <w:rPr>
+                <w:lang w:val="fr-MA"/>
+              </w:rPr>
+              <w:tab/>
+            </w:r>
+            <w:r>
+              <w:rPr>
+                <w:spacing w:val="-5"/>
+                <w:lang w:val="fr-MA"/>
+              </w:rPr>
+              <w:t>e=</w:t>
+            </w:r>
+          </w:p>
+        </w:tc>
+        <w:tc>
+          <w:tcPr>
+            <w:tcW w:w="797" w:type="dxa"/>
+            <w:vAlign w:val="center"/>
+          </w:tcPr>
+          <w:p>
+            <w:pPr>
+              <w:pStyle w:val="TableParagraph"/>
+              <w:jc w:val="center"/>
+              <w:rPr>
+                <w:sz w:val="20"/>
+                <w:lang w:val="fr-MA"/>
+              </w:rPr>
+            </w:pPr>
+          </w:p>
+        </w:tc>
+        <w:tc>
+          <w:tcPr>
+            <w:tcW w:w="795" w:type="dxa"/>
+            <w:vAlign w:val="center"/>
+          </w:tcPr>
+          <w:p>
+            <w:pPr>
+              <w:pStyle w:val="TableParagraph"/>
+              <w:jc w:val="center"/>
+              <w:rPr>
+                <w:sz w:val="20"/>
+                <w:lang w:val="fr-MA"/>
+              </w:rPr>
+            </w:pPr>
+          </w:p>
+        </w:tc>
+        <w:tc>
+          <w:tcPr>
+            <w:tcW w:w="841" w:type="dxa"/>
+            <w:vAlign w:val="center"/>
+          </w:tcPr>
+          <w:p>
+            <w:pPr>
+              <w:pStyle w:val="TableParagraph"/>
+              <w:jc w:val="center"/>
+              <w:rPr>
+                <w:sz w:val="20"/>
+                <w:lang w:val="fr-MA"/>
+              </w:rPr>
+            </w:pPr>
+          </w:p>
+        </w:tc>
+        <w:tc>
+          <w:tcPr>
+            <w:tcW w:w="2821" w:type="dxa"/>
+          </w:tcPr>
+          <w:p>
+            <w:pPr>
+              <w:pStyle w:val="TableParagraph"/>
+              <w:rPr>
+                <w:sz w:val="20"/>
+                <w:lang w:val="fr-MA"/>
+              </w:rPr>
+            </w:pPr>
+          </w:p>
+        </w:tc>
+      </w:tr>
+      <w:tr>
+        <w:trPr>
+          <w:trHeight w:val="567"/>
+        </w:trPr>
+        <w:tc>
+          <w:tcPr>
+            <w:tcW w:w="5472" w:type="dxa"/>
+          </w:tcPr>
+          <w:p>
+            <w:pPr>
+              <w:pStyle w:val="TableParagraph"/>
+              <w:tabs>
+                <w:tab w:val="left" w:pos="3474"/>
+              </w:tabs>
+              <w:spacing w:before="236"/>
+              <w:ind w:left="429"/>
+              <w:rPr>
+                <w:lang w:val="fr-MA"/>
+              </w:rPr>
+            </w:pPr>
+            <w:r>
+              <w:rPr>
+                <w:lang w:val="fr-MA"/>
+              </w:rPr>
+              <w:t>18.</w:t>
+            </w:r>
+            <w:r>
+              <w:rPr>
+                <w:spacing w:val="41"/>
+                <w:lang w:val="fr-MA"/>
+              </w:rPr>
+              <w:t xml:space="preserve">  </w:t>
+            </w:r>
+            <w:r>
+              <w:rPr>
+                <w:lang w:val="fr-MA"/>
+              </w:rPr>
+              <w:t>Exécution</w:t>
+            </w:r>
+            <w:r>
+              <w:rPr>
+                <w:spacing w:val="-3"/>
+                <w:lang w:val="fr-MA"/>
+              </w:rPr>
+              <w:t xml:space="preserve"> </w:t>
+            </w:r>
+            <w:r>
+              <w:rPr>
+                <w:lang w:val="fr-MA"/>
+              </w:rPr>
+              <w:t>de</w:t>
+            </w:r>
+            <w:r>
+              <w:rPr>
+                <w:spacing w:val="-1"/>
+                <w:lang w:val="fr-MA"/>
+              </w:rPr>
+              <w:t xml:space="preserve"> </w:t>
+            </w:r>
+            <w:r>
+              <w:rPr>
+                <w:lang w:val="fr-MA"/>
+              </w:rPr>
+              <w:t>la couche</w:t>
+            </w:r>
+            <w:r>
+              <w:rPr>
+                <w:spacing w:val="-2"/>
+                <w:lang w:val="fr-MA"/>
+              </w:rPr>
+              <w:t xml:space="preserve"> </w:t>
+            </w:r>
+            <w:r>
+              <w:rPr>
+                <w:spacing w:val="-5"/>
+                <w:lang w:val="fr-MA"/>
+              </w:rPr>
+              <w:t>n°</w:t>
+            </w:r>
+            <w:r>
+              <w:rPr>
+                <w:lang w:val="fr-MA"/>
+              </w:rPr>
+              <w:tab/>
+            </w:r>
+            <w:r>
+              <w:rPr>
+                <w:spacing w:val="-5"/>
+                <w:lang w:val="fr-MA"/>
+              </w:rPr>
+              <w:t>e=</w:t>
+            </w:r>
+          </w:p>
+        </w:tc>
+        <w:tc>
+          <w:tcPr>
+            <w:tcW w:w="797" w:type="dxa"/>
+            <w:vAlign w:val="center"/>
+          </w:tcPr>
+          <w:p>
+            <w:pPr>
+              <w:pStyle w:val="TableParagraph"/>
+              <w:jc w:val="center"/>
+              <w:rPr>
+                <w:sz w:val="20"/>
+                <w:lang w:val="fr-MA"/>
+              </w:rPr>
+            </w:pPr>
+          </w:p>
+        </w:tc>
+        <w:tc>
+          <w:tcPr>
+            <w:tcW w:w="795" w:type="dxa"/>
+            <w:vAlign w:val="center"/>
+          </w:tcPr>
+          <w:p>
+            <w:pPr>
+              <w:pStyle w:val="TableParagraph"/>
+              <w:jc w:val="center"/>
+              <w:rPr>
+                <w:sz w:val="20"/>
+                <w:lang w:val="fr-MA"/>
+              </w:rPr>
+            </w:pPr>
+          </w:p>
+        </w:tc>
+        <w:tc>
+          <w:tcPr>
+            <w:tcW w:w="841" w:type="dxa"/>
+            <w:vAlign w:val="center"/>
+          </w:tcPr>
+          <w:p>
+            <w:pPr>
+              <w:pStyle w:val="TableParagraph"/>
+              <w:jc w:val="center"/>
+              <w:rPr>
+                <w:sz w:val="20"/>
+                <w:lang w:val="fr-MA"/>
+              </w:rPr>
+            </w:pPr>
+          </w:p>
+        </w:tc>
+        <w:tc>
+          <w:tcPr>
+            <w:tcW w:w="2821" w:type="dxa"/>
+          </w:tcPr>
+          <w:p>
+            <w:pPr>
+              <w:pStyle w:val="TableParagraph"/>
+              <w:rPr>
+                <w:sz w:val="20"/>
+                <w:lang w:val="fr-MA"/>
+              </w:rPr>
+            </w:pPr>
+          </w:p>
+        </w:tc>
+      </w:tr>
+      <w:tr>
+        <w:trPr>
+          <w:trHeight w:val="369"/>
+        </w:trPr>
+        <w:tc>
+          <w:tcPr>
+            <w:tcW w:w="10726" w:type="dxa"/>
+            <w:gridSpan w:val="5"/>
+            <w:tcBorders>
+              <w:bottom w:val="nil"/>
+            </w:tcBorders>
+          </w:tcPr>
+          <w:p>
+            <w:pPr>
+              <w:pStyle w:val="TableParagraph"/>
+              <w:spacing w:before="76"/>
+              <w:ind w:left="7"/>
+              <w:jc w:val="center"/>
+              <w:rPr>
+                <w:sz w:val="18"/>
+                <w:lang w:val="fr-MA"/>
+              </w:rPr>
+            </w:pPr>
+            <w:r>
+              <w:rPr>
+                <w:sz w:val="18"/>
+                <w:lang w:val="fr-MA"/>
+              </w:rPr>
+              <w:t>(*)</w:t>
+            </w:r>
+            <w:r>
+              <w:rPr>
+                <w:spacing w:val="-1"/>
+                <w:sz w:val="18"/>
+                <w:lang w:val="fr-MA"/>
+              </w:rPr>
+              <w:t xml:space="preserve"> </w:t>
+            </w:r>
+            <w:r>
+              <w:rPr>
+                <w:sz w:val="18"/>
+                <w:lang w:val="fr-MA"/>
+              </w:rPr>
+              <w:t>: Remplir par</w:t>
+            </w:r>
+            <w:r>
+              <w:rPr>
+                <w:spacing w:val="-1"/>
+                <w:sz w:val="18"/>
+                <w:lang w:val="fr-MA"/>
+              </w:rPr>
+              <w:t xml:space="preserve"> </w:t>
+            </w:r>
+            <w:r>
+              <w:rPr>
+                <w:sz w:val="18"/>
+                <w:lang w:val="fr-MA"/>
+              </w:rPr>
+              <w:t>Oui ;</w:t>
+            </w:r>
+            <w:r>
+              <w:rPr>
+                <w:spacing w:val="-1"/>
+                <w:sz w:val="18"/>
+                <w:lang w:val="fr-MA"/>
+              </w:rPr>
+              <w:t xml:space="preserve"> </w:t>
+            </w:r>
+            <w:r>
+              <w:rPr>
+                <w:sz w:val="18"/>
+                <w:lang w:val="fr-MA"/>
+              </w:rPr>
+              <w:t>Non ;</w:t>
+            </w:r>
+            <w:r>
+              <w:rPr>
+                <w:spacing w:val="-3"/>
+                <w:sz w:val="18"/>
+                <w:lang w:val="fr-MA"/>
+              </w:rPr>
+              <w:t xml:space="preserve"> </w:t>
+            </w:r>
+            <w:r>
+              <w:rPr>
+                <w:sz w:val="18"/>
+                <w:lang w:val="fr-MA"/>
+              </w:rPr>
+              <w:t>N/A</w:t>
+            </w:r>
+            <w:r>
+              <w:rPr>
+                <w:spacing w:val="-4"/>
+                <w:sz w:val="18"/>
+                <w:lang w:val="fr-MA"/>
+              </w:rPr>
+              <w:t xml:space="preserve"> </w:t>
+            </w:r>
+            <w:r>
+              <w:rPr>
+                <w:sz w:val="18"/>
+                <w:lang w:val="fr-MA"/>
+              </w:rPr>
+              <w:t xml:space="preserve">(Non </w:t>
+            </w:r>
+            <w:r>
+              <w:rPr>
+                <w:spacing w:val="-2"/>
+                <w:sz w:val="18"/>
+                <w:lang w:val="fr-MA"/>
+              </w:rPr>
+              <w:t>Applicable)</w:t>
+            </w:r>
+          </w:p>
+        </w:tc>
+      </w:tr>
+      <w:tr>
+        <w:trPr>
+          <w:trHeight w:val="369"/>
+        </w:trPr>
+        <w:tc>
+          <w:tcPr>
+            <w:tcW w:w="10726" w:type="dxa"/>
+            <w:gridSpan w:val="5"/>
+            <w:tcBorders>
+              <w:top w:val="nil"/>
+              <w:left w:val="nil"/>
+              <w:bottom w:val="nil"/>
+            </w:tcBorders>
+            <w:shd w:val="clear" w:color="auto" w:fill="1A297F"/>
+          </w:tcPr>
+          <w:p>
+            <w:pPr>
+              <w:pStyle w:val="TableParagraph"/>
+              <w:spacing w:before="56"/>
+              <w:ind w:left="240"/>
+              <w:rPr>
+                <w:b/>
+              </w:rPr>
+            </w:pPr>
+            <w:r>
+              <w:rPr>
+                <w:b/>
+                <w:color w:val="FFFFFF"/>
+              </w:rPr>
+              <w:t>-</w:t>
+            </w:r>
+            <w:r>
+              <w:rPr>
+                <w:b/>
+                <w:color w:val="FFFFFF"/>
+                <w:spacing w:val="-6"/>
+              </w:rPr>
+              <w:t xml:space="preserve"> </w:t>
+            </w:r>
+            <w:r>
+              <w:rPr>
+                <w:b/>
+                <w:color w:val="FFFFFF"/>
+              </w:rPr>
+              <w:t>Observations</w:t>
+            </w:r>
+            <w:r>
+              <w:rPr>
+                <w:b/>
+                <w:color w:val="FFFFFF"/>
+                <w:spacing w:val="-6"/>
+              </w:rPr>
+              <w:t xml:space="preserve"> </w:t>
+            </w:r>
+            <w:r>
+              <w:rPr>
+                <w:b/>
+                <w:color w:val="FFFFFF"/>
+              </w:rPr>
+              <w:t>(</w:t>
+            </w:r>
+            <w:proofErr w:type="spellStart"/>
+            <w:r>
+              <w:rPr>
+                <w:b/>
+                <w:color w:val="FFFFFF"/>
+              </w:rPr>
+              <w:t>conformité</w:t>
+            </w:r>
+            <w:proofErr w:type="spellEnd"/>
+            <w:r>
+              <w:rPr>
+                <w:b/>
+                <w:color w:val="FFFFFF"/>
+                <w:spacing w:val="-4"/>
+              </w:rPr>
+              <w:t xml:space="preserve"> </w:t>
+            </w:r>
+            <w:r>
+              <w:rPr>
+                <w:b/>
+                <w:color w:val="FFFFFF"/>
+              </w:rPr>
+              <w:t>des</w:t>
+            </w:r>
+            <w:r>
+              <w:rPr>
+                <w:b/>
+                <w:color w:val="FFFFFF"/>
+                <w:spacing w:val="-4"/>
+              </w:rPr>
+              <w:t xml:space="preserve"> </w:t>
+            </w:r>
+            <w:proofErr w:type="spellStart"/>
+            <w:r>
+              <w:rPr>
+                <w:b/>
+                <w:color w:val="FFFFFF"/>
+                <w:spacing w:val="-2"/>
+              </w:rPr>
+              <w:t>résultats</w:t>
+            </w:r>
+            <w:proofErr w:type="spellEnd"/>
+            <w:r>
+              <w:rPr>
+                <w:b/>
+                <w:color w:val="FFFFFF"/>
+                <w:spacing w:val="-2"/>
+              </w:rPr>
+              <w:t>)</w:t>
+            </w:r>
+          </w:p>
+        </w:tc>
+      </w:tr>
+      <w:tr>
+        <w:trPr>
+          <w:trHeight w:val="335"/>
+        </w:trPr>
+        <w:tc>
+          <w:tcPr>
+            <w:tcW w:w="5472" w:type="dxa"/>
+            <w:tcBorders>
+              <w:top w:val="nil"/>
+            </w:tcBorders>
+          </w:tcPr>
+          <w:p>
+            <w:pPr>
+              <w:pStyle w:val="TableParagraph"/>
+              <w:spacing w:before="42"/>
+              <w:ind w:left="8"/>
+              <w:jc w:val="center"/>
+              <w:rPr>
+                <w:b/>
+              </w:rPr>
+            </w:pPr>
+            <w:proofErr w:type="spellStart"/>
+            <w:r>
+              <w:rPr>
+                <w:b/>
+              </w:rPr>
+              <w:t>Contrôle</w:t>
+            </w:r>
+            <w:proofErr w:type="spellEnd"/>
+            <w:r>
+              <w:rPr>
+                <w:b/>
+                <w:spacing w:val="-3"/>
+              </w:rPr>
+              <w:t xml:space="preserve"> </w:t>
+            </w:r>
+            <w:r>
+              <w:rPr>
+                <w:b/>
+                <w:spacing w:val="-2"/>
+              </w:rPr>
+              <w:t>externe</w:t>
+            </w:r>
+          </w:p>
+        </w:tc>
+        <w:tc>
+          <w:tcPr>
+            <w:tcW w:w="5254" w:type="dxa"/>
+            <w:gridSpan w:val="4"/>
+            <w:tcBorders>
+              <w:top w:val="nil"/>
+            </w:tcBorders>
+          </w:tcPr>
+          <w:p>
+            <w:pPr>
+              <w:pStyle w:val="TableParagraph"/>
+              <w:spacing w:before="42"/>
+              <w:ind w:left="7"/>
+              <w:jc w:val="center"/>
+              <w:rPr>
+                <w:b/>
+              </w:rPr>
+            </w:pPr>
+            <w:r>
+              <w:rPr>
+                <w:b/>
+                <w:spacing w:val="-5"/>
+              </w:rPr>
+              <w:t>MOE</w:t>
+            </w:r>
+          </w:p>
+        </w:tc>
+      </w:tr>
+      <w:tr>
+        <w:trPr>
+          <w:trHeight w:val="923"/>
+        </w:trPr>
+        <w:tc>
+          <w:tcPr>
+            <w:tcW w:w="5472" w:type="dxa"/>
+          </w:tcPr>
+          <w:p>
+            <w:pPr>
+              <w:pStyle w:val="TableParagraph"/>
+              <w:rPr>
+                <w:sz w:val="20"/>
+              </w:rPr>
+            </w:pPr>
+          </w:p>
+        </w:tc>
+        <w:tc>
+          <w:tcPr>
+            <w:tcW w:w="5254" w:type="dxa"/>
+            <w:gridSpan w:val="4"/>
+          </w:tcPr>
+          <w:p>
+            <w:pPr>
+              <w:pStyle w:val="TableParagraph"/>
+              <w:rPr>
+                <w:sz w:val="20"/>
+              </w:rPr>
+            </w:pPr>
+          </w:p>
+        </w:tc>
+      </w:tr>
+    </w:tbl>
+    <w:p>
+      <w:pPr>
+        <w:spacing w:before="1"/>
+        <w:rPr>
+          <w:sz w:val="14"/>
+        </w:rPr>
+      </w:pPr>
+    </w:p>
+    <w:tbl>
+      <w:tblPr>
+        <w:tblStyle w:val="TableNormal"/>
+        <w:tblW w:w="10724" w:type="dxa"/>
+        <w:tblInd w:w="-142" w:type="dxa"/>
+        <w:tblBorders>
+          <w:top w:val="single" w:sz="4" w:space="0" w:color="1A297F"/>
+          <w:left w:val="single" w:sz="4" w:space="0" w:color="1A297F"/>
+          <w:bottom w:val="single" w:sz="4" w:space="0" w:color="1A297F"/>
+          <w:right w:val="single" w:sz="4" w:space="0" w:color="1A297F"/>
+          <w:insideH w:val="single" w:sz="4" w:space="0" w:color="1A297F"/>
+          <w:insideV w:val="single" w:sz="4" w:space="0" w:color="1A297F"/>
+        </w:tblBorders>
+        <w:tblLayout w:type="fixed"/>
+        <w:tblLook w:val="01E0" w:firstRow="1" w:lastRow="1" w:firstColumn="1" w:lastColumn="1" w:noHBand="0" w:noVBand="0"/>
+      </w:tblPr>
+      <w:tblGrid>
+        <w:gridCol w:w="1474"/>
+        <w:gridCol w:w="2532"/>
+        <w:gridCol w:w="3898"/>
+        <w:gridCol w:w="2820"/>
+      </w:tblGrid>
+      <w:tr>
+        <w:trPr>
+          <w:trHeight w:val="335"/>
+        </w:trPr>
+        <w:tc>
+          <w:tcPr>
+            <w:tcW w:w="1474" w:type="dxa"/>
+            <w:tcBorders>
+              <w:top w:val="nil"/>
+              <w:left w:val="nil"/>
+            </w:tcBorders>
+          </w:tcPr>
+          <w:p>
+            <w:pPr>
+              <w:pStyle w:val="TableParagraph"/>
+              <w:rPr>
+                <w:sz w:val="20"/>
+              </w:rPr>
+            </w:pPr>
+          </w:p>
+        </w:tc>
+        <w:tc>
+          <w:tcPr>
+            <w:tcW w:w="2532" w:type="dxa"/>
+          </w:tcPr>
+          <w:p>
+            <w:pPr>
+              <w:pStyle w:val="TableParagraph"/>
+              <w:spacing w:before="39"/>
+              <w:ind w:left="474"/>
+              <w:rPr>
+                <w:b/>
+              </w:rPr>
+            </w:pPr>
+            <w:proofErr w:type="spellStart"/>
+            <w:r>
+              <w:rPr>
+                <w:b/>
+              </w:rPr>
+              <w:t>Contrôle</w:t>
+            </w:r>
+            <w:proofErr w:type="spellEnd"/>
+            <w:r>
+              <w:rPr>
+                <w:b/>
+                <w:spacing w:val="-3"/>
+              </w:rPr>
+              <w:t xml:space="preserve"> </w:t>
+            </w:r>
+            <w:r>
+              <w:rPr>
+                <w:b/>
+                <w:spacing w:val="-2"/>
+              </w:rPr>
+              <w:t>Interne</w:t>
+            </w:r>
+          </w:p>
+        </w:tc>
+        <w:tc>
+          <w:tcPr>
+            <w:tcW w:w="3898" w:type="dxa"/>
+          </w:tcPr>
+          <w:p>
+            <w:pPr>
+              <w:pStyle w:val="TableParagraph"/>
+              <w:spacing w:before="39"/>
+              <w:ind w:left="1129"/>
+              <w:rPr>
+                <w:b/>
+              </w:rPr>
+            </w:pPr>
+            <w:proofErr w:type="spellStart"/>
+            <w:r>
+              <w:rPr>
+                <w:b/>
+              </w:rPr>
+              <w:t>Contrôle</w:t>
+            </w:r>
+            <w:proofErr w:type="spellEnd"/>
+            <w:r>
+              <w:rPr>
+                <w:b/>
+                <w:spacing w:val="-3"/>
+              </w:rPr>
+              <w:t xml:space="preserve"> </w:t>
+            </w:r>
+            <w:r>
+              <w:rPr>
+                <w:b/>
+                <w:spacing w:val="-2"/>
+              </w:rPr>
+              <w:t>Externe</w:t>
+            </w:r>
+          </w:p>
+        </w:tc>
+        <w:tc>
+          <w:tcPr>
+            <w:tcW w:w="2820" w:type="dxa"/>
+          </w:tcPr>
+          <w:p>
+            <w:pPr>
+              <w:pStyle w:val="TableParagraph"/>
+              <w:spacing w:before="39"/>
+              <w:ind w:left="514"/>
+              <w:rPr>
+                <w:b/>
+              </w:rPr>
+            </w:pPr>
+            <w:proofErr w:type="spellStart"/>
+            <w:r>
+              <w:rPr>
+                <w:b/>
+              </w:rPr>
+              <w:t>Contrôle</w:t>
+            </w:r>
+            <w:proofErr w:type="spellEnd"/>
+            <w:r>
+              <w:rPr>
+                <w:b/>
+                <w:spacing w:val="-3"/>
+              </w:rPr>
+              <w:t xml:space="preserve"> </w:t>
+            </w:r>
+            <w:proofErr w:type="spellStart"/>
+            <w:r>
+              <w:rPr>
+                <w:b/>
+                <w:spacing w:val="-2"/>
+              </w:rPr>
+              <w:t>Extérieur</w:t>
+            </w:r>
+            <w:proofErr w:type="spellEnd"/>
+          </w:p>
+        </w:tc>
+      </w:tr>
+      <w:tr>
+        <w:trPr>
+          <w:trHeight w:val="419"/>
+        </w:trPr>
+        <w:tc>
+          <w:tcPr>
+            <w:tcW w:w="1474" w:type="dxa"/>
+          </w:tcPr>
+          <w:p>
+            <w:pPr>
+              <w:pStyle w:val="TableParagraph"/>
+              <w:spacing w:before="94"/>
+              <w:ind w:left="9"/>
+              <w:jc w:val="center"/>
+              <w:rPr>
+                <w:b/>
+                <w:sz w:val="20"/>
+              </w:rPr>
+            </w:pPr>
+            <w:r>
+              <w:rPr>
+                <w:b/>
+                <w:spacing w:val="-5"/>
+                <w:sz w:val="20"/>
+              </w:rPr>
+              <w:t>Nom</w:t>
+            </w:r>
+          </w:p>
+        </w:tc>
+        <w:tc>
+          <w:tcPr>
+            <w:tcW w:w="2532" w:type="dxa"/>
+          </w:tcPr>
+          <w:p>
+            <w:pPr>
+              <w:pStyle w:val="TableParagraph"/>
+              <w:rPr>
+                <w:sz w:val="20"/>
+              </w:rPr>
+            </w:pPr>
+          </w:p>
+        </w:tc>
+        <w:tc>
+          <w:tcPr>
+            <w:tcW w:w="3898" w:type="dxa"/>
+            <w:vAlign w:val="center"/>
+          </w:tcPr>
+          <w:p>
+            <w:pPr>
+              <w:pStyle w:val="TableParagraph"/>
+              <w:jc w:val="center"/>
+              <w:rPr>
+                <w:b/>
+                <w:bCs/>
+                <w:sz w:val="20"/>
+              </w:rPr>
+            </w:pPr>
+            <w:r>
+              <w:rPr>
+                <w:b/>
+                <w:sz w:val="20"/>
+              </w:rPr>
+              <w:t>DAJOUR HAMZA</w:t>
+            </w:r>
+          </w:p>
+        </w:tc>
+        <w:tc>
+          <w:tcPr>
+            <w:tcW w:w="2820" w:type="dxa"/>
+          </w:tcPr>
+          <w:p>
+            <w:pPr>
+              <w:pStyle w:val="TableParagraph"/>
+              <w:rPr>
+                <w:sz w:val="20"/>
+              </w:rPr>
+            </w:pPr>
+          </w:p>
+        </w:tc>
+      </w:tr>
+      <w:tr>
+        <w:trPr>
+          <w:trHeight w:val="419"/>
+        </w:trPr>
+        <w:tc>
+          <w:tcPr>
+            <w:tcW w:w="1474" w:type="dxa"/>
+          </w:tcPr>
+          <w:p>
+            <w:pPr>
+              <w:pStyle w:val="TableParagraph"/>
+              <w:spacing w:before="94"/>
+              <w:ind w:left="9" w:right="3"/>
+              <w:jc w:val="center"/>
+              <w:rPr>
+                <w:b/>
+                <w:sz w:val="20"/>
+              </w:rPr>
+            </w:pPr>
+            <w:proofErr w:type="spellStart"/>
+            <w:r>
+              <w:rPr>
+                <w:b/>
+                <w:spacing w:val="-2"/>
+                <w:sz w:val="20"/>
+              </w:rPr>
+              <w:t>Qualité</w:t>
+            </w:r>
+            <w:proofErr w:type="spellEnd"/>
           </w:p>
         </w:tc>
         <w:tc>
@@ -17139,7 +21262,7 @@
   <w:style w:type="paragraph" w:default="1" w:styleId="Normal">
     <w:name w:val="Normal"/>
     <w:qFormat/>
-    <w:rsid w:val="00EC0C4E"/>
+    <w:rsid w:val="00C437F6"/>
     <w:pPr>
       <w:spacing w:after="0" w:line="240" w:lineRule="auto"/>
     </w:pPr>
